--- a/TextBook/MVPAndR3.docx
+++ b/TextBook/MVPAndR3.docx
@@ -565,9 +565,6 @@
     <w:p>
       <w:pPr>
         <w:ind w:firstLineChars="50" w:firstLine="105"/>
-        <w:rPr>
-          <w:rFonts w:hint="eastAsia"/>
-        </w:rPr>
       </w:pPr>
       <w:r>
         <w:rPr>
@@ -592,19 +589,14 @@
       </w:r>
     </w:p>
     <w:p/>
-    <w:p>
-      <w:r>
-        <w:rPr>
-          <w:rFonts w:hint="eastAsia"/>
-        </w:rPr>
-        <w:t>・状態をマイフレーム常にチェックするため、いつ条件を満たすかわからない変数のため</w:t>
-      </w:r>
+    <w:p/>
+    <w:p>
       <w:r>
         <w:rPr>
           <w:rFonts w:hint="eastAsia"/>
         </w:rPr>
         <w:lastRenderedPageBreak/>
-        <w:t>に毎回チェックしなければならない。これは</w:t>
+        <w:t>・状態をマイフレーム常にチェックするため、いつ条件を満たすかわからない変数のために毎回チェックしなければならない。これは</w:t>
       </w:r>
       <w:r>
         <w:rPr>
@@ -724,13 +716,7 @@
         <w:t>メソッド・・・関数。一連の処理を１つにまとめて、繰り返し使えるようにした処理の塊。</w:t>
       </w:r>
     </w:p>
-    <w:p>
-      <w:pPr>
-        <w:rPr>
-          <w:rFonts w:hint="eastAsia"/>
-        </w:rPr>
-      </w:pPr>
-    </w:p>
+    <w:p/>
     <w:p>
       <w:pPr>
         <w:rPr>
@@ -907,27 +893,20 @@
     <w:p/>
     <w:p/>
     <w:p/>
-    <w:p>
-      <w:pPr>
-        <w:rPr>
-          <w:rFonts w:hint="eastAsia"/>
-        </w:rPr>
-      </w:pPr>
-    </w:p>
-    <w:p>
-      <w:pPr>
-        <w:rPr>
-          <w:b/>
-          <w:bCs/>
-        </w:rPr>
-      </w:pPr>
-      <w:r>
-        <w:rPr>
-          <w:rFonts w:hint="eastAsia"/>
-          <w:b/>
-          <w:bCs/>
-        </w:rPr>
-        <w:lastRenderedPageBreak/>
+    <w:p/>
+    <w:p>
+      <w:pPr>
+        <w:rPr>
+          <w:b/>
+          <w:bCs/>
+        </w:rPr>
+      </w:pPr>
+      <w:r>
+        <w:rPr>
+          <w:rFonts w:hint="eastAsia"/>
+          <w:b/>
+          <w:bCs/>
+        </w:rPr>
         <w:t>【悪い実例コード】</w:t>
       </w:r>
     </w:p>
@@ -1278,11 +1257,6 @@
     </w:p>
     <w:p/>
     <w:p>
-      <w:pPr>
-        <w:rPr>
-          <w:rFonts w:hint="eastAsia"/>
-        </w:rPr>
-      </w:pPr>
       <w:r>
         <w:rPr>
           <mc:AlternateContent>
@@ -1334,7 +1308,14 @@
         <w:rPr>
           <w:rFonts w:hint="eastAsia"/>
         </w:rPr>
-        <w:t>行とかになると別のコード同士で悪影響し合い、バグは起きる。</w:t>
+        <w:t>行とかになると別のコー</w:t>
+      </w:r>
+      <w:r>
+        <w:rPr>
+          <w:rFonts w:hint="eastAsia"/>
+        </w:rPr>
+        <w:lastRenderedPageBreak/>
+        <w:t>ド同士で悪影響し合い、バグは起きる。</w:t>
       </w:r>
     </w:p>
     <w:p>
@@ -1354,7 +1335,6 @@
           <w:sz w:val="28"/>
           <w:szCs w:val="36"/>
         </w:rPr>
-        <w:lastRenderedPageBreak/>
         <w:t>R3</w:t>
       </w:r>
       <w:r>
@@ -1439,9 +1419,11 @@
         </w:rPr>
         <w:t>以前は</w:t>
       </w:r>
+      <w:proofErr w:type="spellStart"/>
       <w:r>
         <w:t>UniRx</w:t>
       </w:r>
+      <w:proofErr w:type="spellEnd"/>
       <w:r>
         <w:rPr>
           <w:rFonts w:hint="eastAsia"/>
@@ -1460,9 +1442,11 @@
         </w:rPr>
         <w:t>、</w:t>
       </w:r>
+      <w:proofErr w:type="spellStart"/>
       <w:r>
         <w:t>UniRx</w:t>
       </w:r>
+      <w:proofErr w:type="spellEnd"/>
       <w:r>
         <w:rPr>
           <w:rFonts w:hint="eastAsia"/>
@@ -1484,12 +1468,14 @@
         </w:rPr>
         <w:t>つまり、</w:t>
       </w:r>
+      <w:proofErr w:type="spellStart"/>
       <w:r>
         <w:rPr>
           <w:color w:val="EE0000"/>
         </w:rPr>
         <w:t>UniRx</w:t>
       </w:r>
+      <w:proofErr w:type="spellEnd"/>
       <w:r>
         <w:rPr>
           <w:rFonts w:hint="eastAsia"/>
@@ -1506,6 +1492,11 @@
     </w:p>
     <w:p/>
     <w:p>
+      <w:pPr>
+        <w:rPr>
+          <w:rFonts w:hint="eastAsia"/>
+        </w:rPr>
+      </w:pPr>
       <w:r>
         <w:rPr>
           <mc:AlternateContent>
@@ -1530,6 +1521,59 @@
         <w:rPr>
           <w:rFonts w:hint="eastAsia"/>
         </w:rPr>
+        <w:t>導入方法はこちらが分かりやすい。今回の</w:t>
+      </w:r>
+      <w:r>
+        <w:t>Let’s Try</w:t>
+      </w:r>
+      <w:r>
+        <w:rPr>
+          <w:rFonts w:hint="eastAsia"/>
+        </w:rPr>
+        <w:t>では導入済み。</w:t>
+      </w:r>
+    </w:p>
+    <w:p>
+      <w:pPr>
+        <w:rPr>
+          <w:rFonts w:hint="eastAsia"/>
+        </w:rPr>
+      </w:pPr>
+      <w:hyperlink r:id="rId9" w:history="1">
+        <w:r>
+          <w:rPr>
+            <w:rStyle w:val="af"/>
+          </w:rPr>
+          <w:t>https://qiita.com/toRisouP/items/25ab6dbf5efbbc13e0f9</w:t>
+        </w:r>
+      </w:hyperlink>
+    </w:p>
+    <w:p/>
+    <w:p>
+      <w:r>
+        <w:rPr>
+          <mc:AlternateContent>
+            <mc:Choice Requires="w16se">
+              <w:rFonts w:hint="eastAsia"/>
+            </mc:Choice>
+            <mc:Fallback>
+              <w:rFonts w:ascii="Apple Color Emoji" w:eastAsia="Apple Color Emoji" w:hAnsi="Apple Color Emoji" w:cs="Apple Color Emoji"/>
+            </mc:Fallback>
+          </mc:AlternateContent>
+        </w:rPr>
+        <mc:AlternateContent>
+          <mc:Choice Requires="w16se">
+            <w16se:symEx w16se:font="Apple Color Emoji" w16se:char="1F447"/>
+          </mc:Choice>
+          <mc:Fallback>
+            <w:t>👇</w:t>
+          </mc:Fallback>
+        </mc:AlternateContent>
+      </w:r>
+      <w:r>
+        <w:rPr>
+          <w:rFonts w:hint="eastAsia"/>
+        </w:rPr>
         <w:t>この本有名</w:t>
       </w:r>
     </w:p>
@@ -1551,7 +1595,7 @@
       </w:r>
     </w:p>
     <w:p>
-      <w:hyperlink r:id="rId9" w:history="1">
+      <w:hyperlink r:id="rId10" w:history="1">
         <w:r>
           <w:rPr>
             <w:rStyle w:val="af"/>
@@ -1581,7 +1625,7 @@
                     <pic:cNvPicPr/>
                   </pic:nvPicPr>
                   <pic:blipFill>
-                    <a:blip r:embed="rId10">
+                    <a:blip r:embed="rId11">
                       <a:extLst>
                         <a:ext uri="{28A0092B-C50C-407E-A947-70E740481C1C}">
                           <a14:useLocalDpi xmlns:a14="http://schemas.microsoft.com/office/drawing/2010/main" val="0"/>
@@ -1746,7 +1790,6 @@
     <w:p/>
     <w:p/>
     <w:p/>
-    <w:p/>
     <w:p>
       <w:pPr>
         <w:pStyle w:val="a9"/>
@@ -1759,16 +1802,10 @@
         <w:rPr>
           <w:rFonts w:hint="eastAsia"/>
         </w:rPr>
-        <w:lastRenderedPageBreak/>
         <w:t>変数を宣言</w:t>
       </w:r>
     </w:p>
     <w:p>
-      <w:pPr>
-        <w:rPr>
-          <w:rFonts w:hint="eastAsia"/>
-        </w:rPr>
-      </w:pPr>
       <w:r>
         <w:rPr>
           <w:rFonts w:hint="eastAsia"/>
@@ -1790,7 +1827,7 @@
                     <pic:cNvPicPr/>
                   </pic:nvPicPr>
                   <pic:blipFill>
-                    <a:blip r:embed="rId11" cstate="print">
+                    <a:blip r:embed="rId12" cstate="print">
                       <a:extLst>
                         <a:ext uri="{28A0092B-C50C-407E-A947-70E740481C1C}">
                           <a14:useLocalDpi xmlns:a14="http://schemas.microsoft.com/office/drawing/2010/main" val="0"/>
@@ -1857,7 +1894,7 @@
           <w:noProof/>
         </w:rPr>
         <w:drawing>
-          <wp:inline distT="0" distB="0" distL="0" distR="0" wp14:anchorId="36DB980C" wp14:editId="65D665FD">
+          <wp:inline distT="0" distB="0" distL="0" distR="0" wp14:anchorId="36DB980C" wp14:editId="231F71C4">
             <wp:extent cx="3365241" cy="2111190"/>
             <wp:effectExtent l="0" t="0" r="635" b="0"/>
             <wp:docPr id="1387368826" name="図 5"/>
@@ -1872,7 +1909,7 @@
                     <pic:cNvPicPr/>
                   </pic:nvPicPr>
                   <pic:blipFill>
-                    <a:blip r:embed="rId12" cstate="print">
+                    <a:blip r:embed="rId13" cstate="print">
                       <a:extLst>
                         <a:ext uri="{28A0092B-C50C-407E-A947-70E740481C1C}">
                           <a14:useLocalDpi xmlns:a14="http://schemas.microsoft.com/office/drawing/2010/main" val="0"/>
@@ -1950,13 +1987,7 @@
       </w:r>
       <w:proofErr w:type="gramEnd"/>
     </w:p>
-    <w:p>
-      <w:pPr>
-        <w:rPr>
-          <w:rFonts w:hint="eastAsia"/>
-        </w:rPr>
-      </w:pPr>
-    </w:p>
+    <w:p/>
     <w:p>
       <w:pPr>
         <w:rPr>
@@ -1990,7 +2021,14 @@
         <w:rPr>
           <w:rFonts w:hint="eastAsia"/>
         </w:rPr>
-        <w:t>は停止させないとずっと通知を登録している状態になるので、使い終わったら</w:t>
+        <w:t>は停止させないとずっと通知を登録している状態になるので、使い終わ</w:t>
+      </w:r>
+      <w:r>
+        <w:rPr>
+          <w:rFonts w:hint="eastAsia"/>
+        </w:rPr>
+        <w:lastRenderedPageBreak/>
+        <w:t>ったら</w:t>
       </w:r>
       <w:r>
         <w:rPr>
@@ -2025,7 +2063,6 @@
           <w:sz w:val="28"/>
           <w:szCs w:val="36"/>
         </w:rPr>
-        <w:lastRenderedPageBreak/>
         <w:t>M</w:t>
       </w:r>
       <w:r>
@@ -2185,7 +2222,7 @@
                     <pic:cNvPicPr/>
                   </pic:nvPicPr>
                   <pic:blipFill>
-                    <a:blip r:embed="rId13"/>
+                    <a:blip r:embed="rId14"/>
                     <a:stretch>
                       <a:fillRect/>
                     </a:stretch>
@@ -2406,7 +2443,6 @@
           <w:b/>
           <w:bCs/>
         </w:rPr>
-        <w:lastRenderedPageBreak/>
         <w:t>【</w:t>
       </w:r>
       <w:r>
@@ -2915,7 +2951,7 @@
           <w:sz w:val="28"/>
           <w:szCs w:val="36"/>
         </w:rPr>
-        <w:t>Let’s Try! ~HP</w:t>
+        <w:t>Let’s Try! ~</w:t>
       </w:r>
       <w:r>
         <w:rPr>
@@ -2925,88 +2961,74 @@
           <w:sz w:val="28"/>
           <w:szCs w:val="36"/>
         </w:rPr>
-        <w:t>の実装~</w:t>
-      </w:r>
-    </w:p>
-    <w:bookmarkEnd w:id="4"/>
-    <w:p>
-      <w:r>
-        <w:rPr>
-          <w:rFonts w:hint="eastAsia"/>
-        </w:rPr>
-        <w:t>※今回</w:t>
-      </w:r>
-      <w:r>
-        <w:t>R3</w:t>
-      </w:r>
-      <w:r>
-        <w:rPr>
-          <w:rFonts w:hint="eastAsia"/>
-        </w:rPr>
-        <w:t>は導入済です。</w:t>
-      </w:r>
-      <w:r>
-        <w:t>(</w:t>
-      </w:r>
-      <w:r>
-        <w:rPr>
-          <w:rFonts w:hint="eastAsia"/>
-        </w:rPr>
-        <w:t>少々導入手順が面倒なので</w:t>
-      </w:r>
-      <w:r>
-        <w:t>...)</w:t>
-      </w:r>
-    </w:p>
-    <w:p/>
-    <w:p/>
-    <w:p/>
-    <w:p/>
-    <w:p/>
-    <w:p/>
-    <w:p/>
-    <w:p/>
-    <w:p>
-      <w:pPr>
-        <w:rPr>
-          <w:b/>
-          <w:bCs/>
-        </w:rPr>
-      </w:pPr>
-      <w:bookmarkStart w:id="5" w:name="R3を使いこなすオペレータ"/>
-      <w:r>
-        <w:rPr>
+        <w:t>サウンド設定</w:t>
+      </w:r>
+      <w:r>
+        <w:rPr>
+          <w:rFonts w:hint="eastAsia"/>
           <w:b/>
           <w:bCs/>
           <w:sz w:val="28"/>
           <w:szCs w:val="36"/>
         </w:rPr>
-        <w:lastRenderedPageBreak/>
+        <w:t>の実装~</w:t>
+      </w:r>
+    </w:p>
+    <w:bookmarkEnd w:id="4"/>
+    <w:p>
+      <w:r>
+        <w:rPr>
+          <w:rFonts w:hint="eastAsia"/>
+        </w:rPr>
+        <w:t>※今回</w:t>
+      </w:r>
+      <w:r>
         <w:t>R3</w:t>
       </w:r>
       <w:r>
         <w:rPr>
           <w:rFonts w:hint="eastAsia"/>
+        </w:rPr>
+        <w:t>は導入済です。</w:t>
+      </w:r>
+      <w:r>
+        <w:t>(</w:t>
+      </w:r>
+      <w:r>
+        <w:rPr>
+          <w:rFonts w:hint="eastAsia"/>
+        </w:rPr>
+        <w:t>少々導入手順が面倒なので</w:t>
+      </w:r>
+      <w:r>
+        <w:t>...)</w:t>
+      </w:r>
+    </w:p>
+    <w:p/>
+    <w:p/>
+    <w:p/>
+    <w:p/>
+    <w:p/>
+    <w:p/>
+    <w:p/>
+    <w:p/>
+    <w:p>
+      <w:pPr>
+        <w:rPr>
+          <w:b/>
+          <w:bCs/>
+        </w:rPr>
+      </w:pPr>
+      <w:bookmarkStart w:id="5" w:name="R3を使いこなすオペレータ"/>
+      <w:r>
+        <w:rPr>
           <w:b/>
           <w:bCs/>
           <w:sz w:val="28"/>
           <w:szCs w:val="36"/>
         </w:rPr>
-        <w:t>を使いこなすオペレータ</w:t>
-      </w:r>
-    </w:p>
-    <w:bookmarkEnd w:id="5"/>
-    <w:p/>
-    <w:p/>
-    <w:p/>
-    <w:p>
-      <w:pPr>
-        <w:rPr>
-          <w:b/>
-          <w:bCs/>
-        </w:rPr>
-      </w:pPr>
-      <w:bookmarkStart w:id="6" w:name="疎結合のメリット"/>
+        <w:t>R3</w:t>
+      </w:r>
       <w:r>
         <w:rPr>
           <w:rFonts w:hint="eastAsia"/>
@@ -3015,58 +3037,71 @@
           <w:sz w:val="28"/>
           <w:szCs w:val="36"/>
         </w:rPr>
-        <w:t>疎結合のメリット</w:t>
-      </w:r>
-    </w:p>
-    <w:bookmarkEnd w:id="6"/>
-    <w:p/>
-    <w:p/>
-    <w:p/>
-    <w:p>
-      <w:pPr>
-        <w:rPr>
+        <w:t>を使いこなすオペレータ</w:t>
+      </w:r>
+    </w:p>
+    <w:bookmarkEnd w:id="5"/>
+    <w:p/>
+    <w:p/>
+    <w:p/>
+    <w:p>
+      <w:pPr>
+        <w:rPr>
+          <w:b/>
+          <w:bCs/>
+        </w:rPr>
+      </w:pPr>
+      <w:bookmarkStart w:id="6" w:name="疎結合のメリット"/>
+      <w:r>
+        <w:rPr>
+          <w:rFonts w:hint="eastAsia"/>
           <w:b/>
           <w:bCs/>
           <w:sz w:val="28"/>
           <w:szCs w:val="36"/>
         </w:rPr>
-      </w:pPr>
-      <w:bookmarkStart w:id="7" w:name="まとめ"/>
-      <w:r>
-        <w:rPr>
-          <w:rFonts w:hint="eastAsia"/>
+        <w:t>疎結合のメリット</w:t>
+      </w:r>
+    </w:p>
+    <w:bookmarkEnd w:id="6"/>
+    <w:p/>
+    <w:p/>
+    <w:p/>
+    <w:p>
+      <w:pPr>
+        <w:rPr>
           <w:b/>
           <w:bCs/>
           <w:sz w:val="28"/>
           <w:szCs w:val="36"/>
         </w:rPr>
-        <w:t>まとめ</w:t>
-      </w:r>
-    </w:p>
-    <w:bookmarkEnd w:id="7"/>
-    <w:p/>
-    <w:p/>
-    <w:p/>
-    <w:p>
-      <w:pPr>
-        <w:rPr>
+      </w:pPr>
+      <w:bookmarkStart w:id="7" w:name="まとめ"/>
+      <w:r>
+        <w:rPr>
+          <w:rFonts w:hint="eastAsia"/>
           <w:b/>
           <w:bCs/>
           <w:sz w:val="28"/>
           <w:szCs w:val="36"/>
         </w:rPr>
-      </w:pPr>
-      <w:bookmarkStart w:id="8" w:name="動作環境"/>
-      <w:r>
-        <w:rPr>
-          <w:rFonts w:hint="eastAsia"/>
+        <w:t>まとめ</w:t>
+      </w:r>
+    </w:p>
+    <w:bookmarkEnd w:id="7"/>
+    <w:p/>
+    <w:p/>
+    <w:p/>
+    <w:p>
+      <w:pPr>
+        <w:rPr>
           <w:b/>
           <w:bCs/>
           <w:sz w:val="28"/>
           <w:szCs w:val="36"/>
         </w:rPr>
-        <w:t>動作</w:t>
-      </w:r>
+      </w:pPr>
+      <w:bookmarkStart w:id="8" w:name="動作環境"/>
       <w:r>
         <w:rPr>
           <w:rFonts w:hint="eastAsia"/>
@@ -3075,6 +3110,16 @@
           <w:sz w:val="28"/>
           <w:szCs w:val="36"/>
         </w:rPr>
+        <w:t>動作</w:t>
+      </w:r>
+      <w:r>
+        <w:rPr>
+          <w:rFonts w:hint="eastAsia"/>
+          <w:b/>
+          <w:bCs/>
+          <w:sz w:val="28"/>
+          <w:szCs w:val="36"/>
+        </w:rPr>
         <w:t>環境</w:t>
       </w:r>
     </w:p>
@@ -3089,7 +3134,7 @@
       <w:r>
         <w:t xml:space="preserve">6000.3.9f1( </w:t>
       </w:r>
-      <w:hyperlink r:id="rId14" w:history="1">
+      <w:hyperlink r:id="rId15" w:history="1">
         <w:r>
           <w:rPr>
             <w:rStyle w:val="af"/>
@@ -3108,7 +3153,7 @@
         </w:rPr>
         <w:t>リポジトリ：</w:t>
       </w:r>
-      <w:hyperlink r:id="rId15" w:history="1">
+      <w:hyperlink r:id="rId16" w:history="1">
         <w:r>
           <w:rPr>
             <w:rStyle w:val="af"/>
@@ -3227,10 +3272,10 @@
       </w:pPr>
     </w:p>
     <w:sectPr>
-      <w:footerReference w:type="even" r:id="rId16"/>
-      <w:footerReference w:type="default" r:id="rId17"/>
-      <w:headerReference w:type="first" r:id="rId18"/>
-      <w:footerReference w:type="first" r:id="rId19"/>
+      <w:footerReference w:type="even" r:id="rId17"/>
+      <w:footerReference w:type="default" r:id="rId18"/>
+      <w:headerReference w:type="first" r:id="rId19"/>
+      <w:footerReference w:type="first" r:id="rId20"/>
       <w:pgSz w:w="11906" w:h="16838"/>
       <w:pgMar w:top="1985" w:right="1701" w:bottom="1701" w:left="1701" w:header="851" w:footer="992" w:gutter="0"/>
       <w:cols w:space="425"/>
@@ -4867,13 +4912,17 @@
     <w:rsidRoot w:val="00BA01C3"/>
     <w:rsid w:val="000D313F"/>
     <w:rsid w:val="00253931"/>
+    <w:rsid w:val="00357751"/>
     <w:rsid w:val="003B2FF2"/>
+    <w:rsid w:val="00442C3A"/>
     <w:rsid w:val="00774C6E"/>
     <w:rsid w:val="00812C3C"/>
     <w:rsid w:val="009F3E28"/>
     <w:rsid w:val="00BA01C3"/>
+    <w:rsid w:val="00D21380"/>
     <w:rsid w:val="00D21902"/>
     <w:rsid w:val="00D42F5A"/>
+    <w:rsid w:val="00D85A90"/>
     <w:rsid w:val="00E43DF6"/>
     <w:rsid w:val="00F15E36"/>
   </w:rsids>

--- a/TextBook/MVPAndR3.docx
+++ b/TextBook/MVPAndR3.docx
@@ -87,80 +87,30 @@
         </w:rPr>
         <w:t>※</w:t>
       </w:r>
-      <w:r>
-        <w:fldChar w:fldCharType="begin"/>
-      </w:r>
-      <w:r>
-        <w:rPr>
-          <w:rFonts w:hint="eastAsia"/>
-        </w:rPr>
-        <w:instrText xml:space="preserve">HYPERLINK </w:instrText>
-      </w:r>
-      <w:r>
-        <w:instrText xml:space="preserve"> \l "</w:instrText>
-      </w:r>
-      <w:r>
-        <w:rPr>
-          <w:rFonts w:hint="eastAsia"/>
-        </w:rPr>
-        <w:instrText>動作環境</w:instrText>
-      </w:r>
-      <w:r>
-        <w:instrText>"</w:instrText>
-      </w:r>
-      <w:r>
-        <w:fldChar w:fldCharType="separate"/>
-      </w:r>
-      <w:r>
-        <w:rPr>
-          <w:rStyle w:val="af"/>
-          <w:rFonts w:hint="eastAsia"/>
-        </w:rPr>
-        <w:t>動作環境</w:t>
-      </w:r>
-      <w:r>
-        <w:fldChar w:fldCharType="end"/>
-      </w:r>
+      <w:hyperlink w:anchor="動作環境" w:history="1">
+        <w:r>
+          <w:rPr>
+            <w:rStyle w:val="af"/>
+            <w:rFonts w:hint="eastAsia"/>
+          </w:rPr>
+          <w:t>動作環境</w:t>
+        </w:r>
+      </w:hyperlink>
       <w:r>
         <w:rPr>
           <w:rFonts w:hint="eastAsia"/>
         </w:rPr>
         <w:t>と</w:t>
       </w:r>
-      <w:r>
-        <w:fldChar w:fldCharType="begin"/>
-      </w:r>
-      <w:r>
-        <w:rPr>
-          <w:rFonts w:hint="eastAsia"/>
-        </w:rPr>
-        <w:instrText xml:space="preserve">HYPERLINK </w:instrText>
-      </w:r>
-      <w:r>
-        <w:instrText xml:space="preserve"> \l "</w:instrText>
-      </w:r>
-      <w:r>
-        <w:rPr>
-          <w:rFonts w:hint="eastAsia"/>
-        </w:rPr>
-        <w:instrText>引用</w:instrText>
-      </w:r>
-      <w:r>
-        <w:instrText>"</w:instrText>
-      </w:r>
-      <w:r>
-        <w:fldChar w:fldCharType="separate"/>
-      </w:r>
-      <w:r>
-        <w:rPr>
-          <w:rStyle w:val="af"/>
-          <w:rFonts w:hint="eastAsia"/>
-        </w:rPr>
-        <w:t>引用</w:t>
-      </w:r>
-      <w:r>
-        <w:fldChar w:fldCharType="end"/>
-      </w:r>
+      <w:hyperlink w:anchor="引用" w:history="1">
+        <w:r>
+          <w:rPr>
+            <w:rStyle w:val="af"/>
+            <w:rFonts w:hint="eastAsia"/>
+          </w:rPr>
+          <w:t>引用</w:t>
+        </w:r>
+      </w:hyperlink>
       <w:r>
         <w:rPr>
           <w:rFonts w:hint="eastAsia"/>
@@ -579,7 +529,20 @@
         <w:rPr>
           <w:rFonts w:hint="eastAsia"/>
         </w:rPr>
-        <w:t>メソッドに処理を書いていくと、複数個の変数の条件式が多重に干渉し、バグの温床に</w:t>
+        <w:t>メソッドに処理を書いていくと、複数個の変数の条件式が多重に干渉し、</w:t>
+      </w:r>
+      <w:r>
+        <w:rPr>
+          <w:rFonts w:hint="eastAsia"/>
+          <w:color w:val="EE0000"/>
+        </w:rPr>
+        <w:t>バグの温床</w:t>
+      </w:r>
+      <w:r>
+        <w:rPr>
+          <w:rFonts w:hint="eastAsia"/>
+        </w:rPr>
+        <w:t>に</w:t>
       </w:r>
       <w:r>
         <w:rPr>
@@ -589,125 +552,57 @@
       </w:r>
     </w:p>
     <w:p/>
-    <w:p/>
-    <w:p>
-      <w:r>
-        <w:rPr>
-          <w:rFonts w:hint="eastAsia"/>
+    <w:p>
+      <w:r>
+        <w:rPr>
+          <w:rFonts w:hint="eastAsia"/>
+        </w:rPr>
+        <w:t>・</w:t>
+      </w:r>
+      <w:r>
+        <w:t>Update</w:t>
+      </w:r>
+      <w:r>
+        <w:rPr>
+          <w:rFonts w:hint="eastAsia"/>
+        </w:rPr>
+        <w:t>メソッドの肥大化が起きる。</w:t>
+      </w:r>
+      <w:r>
+        <w:rPr>
+          <w:color w:val="EE0000"/>
+        </w:rPr>
+        <w:t>Update</w:t>
+      </w:r>
+      <w:r>
+        <w:rPr>
+          <w:rFonts w:hint="eastAsia"/>
+          <w:color w:val="EE0000"/>
+        </w:rPr>
+        <w:t>メソッドはそのクラスのマイフレームの行</w:t>
+      </w:r>
+      <w:r>
+        <w:rPr>
+          <w:rFonts w:hint="eastAsia"/>
+          <w:color w:val="EE0000"/>
         </w:rPr>
         <w:lastRenderedPageBreak/>
-        <w:t>・状態をマイフレーム常にチェックするため、いつ条件を満たすかわからない変数のために毎回チェックしなければならない。これは</w:t>
-      </w:r>
-      <w:r>
-        <w:rPr>
-          <w:rFonts w:hint="eastAsia"/>
-          <w:color w:val="EE0000"/>
-        </w:rPr>
-        <w:t>毎フレーム無駄な処理が働いている</w:t>
-      </w:r>
-      <w:r>
-        <w:rPr>
-          <w:rFonts w:hint="eastAsia"/>
-        </w:rPr>
-        <w:t>と言える。</w:t>
-      </w:r>
-    </w:p>
-    <w:p>
-      <w:pPr>
-        <w:ind w:firstLineChars="50" w:firstLine="105"/>
-      </w:pPr>
-      <w:r>
-        <w:rPr>
-          <w:rFonts w:hint="eastAsia"/>
-        </w:rPr>
-        <w:t>例えば、</w:t>
-      </w:r>
-      <w:r>
-        <w:t>FPS</w:t>
-      </w:r>
-      <w:r>
-        <w:rPr>
-          <w:rFonts w:hint="eastAsia"/>
-        </w:rPr>
-        <w:t>で弾を</w:t>
-      </w:r>
-      <w:r>
-        <w:t>1</w:t>
-      </w:r>
-      <w:r>
-        <w:rPr>
-          <w:rFonts w:hint="eastAsia"/>
-        </w:rPr>
-        <w:t>発出しただけだと毎フレーム弾の</w:t>
-      </w:r>
-      <w:r>
-        <w:t>Update</w:t>
-      </w:r>
-      <w:r>
-        <w:rPr>
-          <w:rFonts w:hint="eastAsia"/>
-        </w:rPr>
-        <w:t>処理は</w:t>
-      </w:r>
-      <w:r>
-        <w:t>1</w:t>
-      </w:r>
-      <w:r>
-        <w:rPr>
-          <w:rFonts w:hint="eastAsia"/>
-        </w:rPr>
-        <w:t>回しか呼ばれないが、弾が</w:t>
-      </w:r>
-      <w:r>
-        <w:t>100</w:t>
-      </w:r>
-      <w:r>
-        <w:rPr>
-          <w:rFonts w:hint="eastAsia"/>
-        </w:rPr>
-        <w:t>発も出ていると毎フレーム</w:t>
-      </w:r>
-      <w:r>
-        <w:t>Update</w:t>
-      </w:r>
-      <w:r>
-        <w:rPr>
-          <w:rFonts w:hint="eastAsia"/>
-        </w:rPr>
-        <w:t>処理を</w:t>
-      </w:r>
-      <w:r>
-        <w:t>100</w:t>
-      </w:r>
-      <w:r>
-        <w:rPr>
-          <w:rFonts w:hint="eastAsia"/>
-        </w:rPr>
-        <w:t>回処理しなければいけなくなる。これが</w:t>
-      </w:r>
-      <w:r>
-        <w:t>1000,10000</w:t>
-      </w:r>
-      <w:r>
-        <w:rPr>
-          <w:rFonts w:hint="eastAsia"/>
-        </w:rPr>
-        <w:t>回となると負荷は増していくので危ない</w:t>
-      </w:r>
-      <w:r>
-        <w:rPr>
-          <w:rFonts w:hint="eastAsia"/>
-        </w:rPr>
-        <w:t>、</w:t>
-      </w:r>
-      <w:r>
-        <w:rPr>
-          <w:rFonts w:hint="eastAsia"/>
-        </w:rPr>
-        <w:t>というわけです。</w:t>
-      </w:r>
-    </w:p>
-    <w:p/>
+        <w:t>動が分かる手がかり</w:t>
+      </w:r>
+      <w:r>
+        <w:rPr>
+          <w:rFonts w:hint="eastAsia"/>
+        </w:rPr>
+        <w:t>なので、複雑にしたくない。</w:t>
+      </w:r>
+    </w:p>
+    <w:p>
+      <w:pPr>
+        <w:rPr>
+          <w:rFonts w:hint="eastAsia"/>
+        </w:rPr>
+      </w:pPr>
+    </w:p>
     <w:p>
       <w:r>
         <w:rPr>
@@ -894,19 +789,24 @@
     <w:p/>
     <w:p/>
     <w:p/>
-    <w:p>
-      <w:pPr>
-        <w:rPr>
-          <w:b/>
-          <w:bCs/>
-        </w:rPr>
-      </w:pPr>
-      <w:r>
-        <w:rPr>
-          <w:rFonts w:hint="eastAsia"/>
-          <w:b/>
-          <w:bCs/>
-        </w:rPr>
+    <w:p/>
+    <w:p/>
+    <w:p/>
+    <w:p/>
+    <w:p>
+      <w:pPr>
+        <w:rPr>
+          <w:b/>
+          <w:bCs/>
+        </w:rPr>
+      </w:pPr>
+      <w:r>
+        <w:rPr>
+          <w:rFonts w:hint="eastAsia"/>
+          <w:b/>
+          <w:bCs/>
+        </w:rPr>
+        <w:lastRenderedPageBreak/>
         <w:t>【悪い実例コード】</w:t>
       </w:r>
     </w:p>
@@ -1124,31 +1024,10 @@
         <w:t>無駄な</w:t>
       </w:r>
       <w:r>
-        <w:t>CPU</w:t>
-      </w:r>
-      <w:r>
-        <w:rPr>
-          <w:rFonts w:hint="eastAsia"/>
-        </w:rPr>
-        <w:t>の負荷にな</w:t>
-      </w:r>
-      <w:r>
-        <w:rPr>
-          <w:rFonts w:hint="eastAsia"/>
-        </w:rPr>
-        <w:t>りパフォーマンスが</w:t>
-      </w:r>
-      <w:r>
-        <w:rPr>
-          <w:rFonts w:hint="eastAsia"/>
-        </w:rPr>
-        <w:t>落ちる</w:t>
-      </w:r>
-      <w:r>
-        <w:rPr>
-          <w:rFonts w:hint="eastAsia"/>
-        </w:rPr>
-        <w:t>。</w:t>
+        <w:rPr>
+          <w:rFonts w:hint="eastAsia"/>
+        </w:rPr>
+        <w:t>処理が働く。</w:t>
       </w:r>
     </w:p>
     <w:p/>
@@ -1308,14 +1187,7 @@
         <w:rPr>
           <w:rFonts w:hint="eastAsia"/>
         </w:rPr>
-        <w:t>行とかになると別のコー</w:t>
-      </w:r>
-      <w:r>
-        <w:rPr>
-          <w:rFonts w:hint="eastAsia"/>
-        </w:rPr>
-        <w:lastRenderedPageBreak/>
-        <w:t>ド同士で悪影響し合い、バグは起きる。</w:t>
+        <w:t>行とかになると別のコード同士で悪影響し合い、バグは起きる。</w:t>
       </w:r>
     </w:p>
     <w:p>
@@ -1335,6 +1207,7 @@
           <w:sz w:val="28"/>
           <w:szCs w:val="36"/>
         </w:rPr>
+        <w:lastRenderedPageBreak/>
         <w:t>R3</w:t>
       </w:r>
       <w:r>
@@ -1419,11 +1292,9 @@
         </w:rPr>
         <w:t>以前は</w:t>
       </w:r>
-      <w:proofErr w:type="spellStart"/>
       <w:r>
         <w:t>UniRx</w:t>
       </w:r>
-      <w:proofErr w:type="spellEnd"/>
       <w:r>
         <w:rPr>
           <w:rFonts w:hint="eastAsia"/>
@@ -1442,11 +1313,9 @@
         </w:rPr>
         <w:t>、</w:t>
       </w:r>
-      <w:proofErr w:type="spellStart"/>
       <w:r>
         <w:t>UniRx</w:t>
       </w:r>
-      <w:proofErr w:type="spellEnd"/>
       <w:r>
         <w:rPr>
           <w:rFonts w:hint="eastAsia"/>
@@ -1468,14 +1337,12 @@
         </w:rPr>
         <w:t>つまり、</w:t>
       </w:r>
-      <w:proofErr w:type="spellStart"/>
       <w:r>
         <w:rPr>
           <w:color w:val="EE0000"/>
         </w:rPr>
         <w:t>UniRx</w:t>
       </w:r>
-      <w:proofErr w:type="spellEnd"/>
       <w:r>
         <w:rPr>
           <w:rFonts w:hint="eastAsia"/>
@@ -1981,11 +1848,9 @@
         </w:rPr>
         <w:t>だからアクセスできなかった</w:t>
       </w:r>
-      <w:proofErr w:type="gramStart"/>
       <w:r>
         <w:t>...</w:t>
       </w:r>
-      <w:proofErr w:type="gramEnd"/>
     </w:p>
     <w:p/>
     <w:p>
@@ -2021,14 +1886,7 @@
         <w:rPr>
           <w:rFonts w:hint="eastAsia"/>
         </w:rPr>
-        <w:t>は停止させないとずっと通知を登録している状態になるので、使い終わ</w:t>
-      </w:r>
-      <w:r>
-        <w:rPr>
-          <w:rFonts w:hint="eastAsia"/>
-        </w:rPr>
-        <w:lastRenderedPageBreak/>
-        <w:t>ったら</w:t>
+        <w:t>は停止させないとずっと通知を登録している状態になるので、使い終わったら</w:t>
       </w:r>
       <w:r>
         <w:rPr>
@@ -2479,16 +2337,11 @@
     </w:p>
     <w:p>
       <w:r>
-        <w:t>[</w:t>
-      </w:r>
-      <w:proofErr w:type="spellStart"/>
-      <w:r>
-        <w:t>Sound</w:t>
+        <w:t>[Sound</w:t>
       </w:r>
       <w:r>
         <w:t>ConfigModel.cs</w:t>
       </w:r>
-      <w:proofErr w:type="spellEnd"/>
       <w:r>
         <w:t>]</w:t>
       </w:r>
@@ -2500,23 +2353,16 @@
         </w:rPr>
         <w:t>・</w:t>
       </w:r>
-      <w:proofErr w:type="spellStart"/>
-      <w:r>
-        <w:t>ReactiveProperty</w:t>
-      </w:r>
-      <w:proofErr w:type="spellEnd"/>
-      <w:r>
-        <w:t xml:space="preserve">&lt;int&gt; </w:t>
+      <w:r>
+        <w:t xml:space="preserve">ReactiveProperty&lt;int&gt; </w:t>
       </w:r>
       <w:r>
         <w:tab/>
         <w:t xml:space="preserve"> </w:t>
       </w:r>
-      <w:proofErr w:type="spellStart"/>
       <w:r>
         <w:t>MasterVolume</w:t>
       </w:r>
-      <w:proofErr w:type="spellEnd"/>
     </w:p>
     <w:p>
       <w:r>
@@ -2525,99 +2371,265 @@
         </w:rPr>
         <w:t>・</w:t>
       </w:r>
-      <w:proofErr w:type="spellStart"/>
-      <w:r>
-        <w:t>ReactiveProperty</w:t>
-      </w:r>
-      <w:proofErr w:type="spellEnd"/>
-      <w:r>
-        <w:t xml:space="preserve">&lt;int&gt; </w:t>
+      <w:r>
+        <w:t xml:space="preserve">ReactiveProperty&lt;int&gt; </w:t>
+      </w:r>
+      <w:r>
+        <w:tab/>
+        <w:t xml:space="preserve"> BGM</w:t>
+      </w:r>
+      <w:r>
+        <w:t>Volume</w:t>
+      </w:r>
+    </w:p>
+    <w:p>
+      <w:r>
+        <w:rPr>
+          <w:rFonts w:hint="eastAsia"/>
+        </w:rPr>
+        <w:t>・</w:t>
+      </w:r>
+      <w:r>
+        <w:t xml:space="preserve">ReactiveProperty&lt;int&gt; </w:t>
+      </w:r>
+      <w:r>
+        <w:tab/>
+        <w:t xml:space="preserve"> SE</w:t>
+      </w:r>
+      <w:r>
+        <w:t>Volume</w:t>
+      </w:r>
+    </w:p>
+    <w:p>
+      <w:r>
+        <w:rPr>
+          <w:rFonts w:hint="eastAsia"/>
+        </w:rPr>
+        <w:t>・</w:t>
+      </w:r>
+      <w:r>
+        <w:t>ReactiveProperty&lt;bool&gt;</w:t>
       </w:r>
       <w:r>
         <w:tab/>
         <w:t xml:space="preserve"> </w:t>
       </w:r>
-      <w:proofErr w:type="spellStart"/>
+      <w:r>
+        <w:t>SoundOnOff</w:t>
+      </w:r>
+    </w:p>
+    <w:p/>
+    <w:p/>
+    <w:p>
+      <w:r>
+        <w:t>[Sound</w:t>
+      </w:r>
+      <w:r>
+        <w:t>ConfigPresenter.cs</w:t>
+      </w:r>
+      <w:r>
+        <w:t>]</w:t>
+      </w:r>
+    </w:p>
+    <w:p>
+      <w:pPr>
+        <w:ind w:left="105" w:hangingChars="50" w:hanging="105"/>
+      </w:pPr>
+      <w:r>
+        <w:rPr>
+          <w:rFonts w:hint="eastAsia"/>
+        </w:rPr>
+        <w:t>・</w:t>
+      </w:r>
+      <w:r>
+        <w:t>_</w:t>
+      </w:r>
+      <w:r>
+        <w:t>model</w:t>
+      </w:r>
+      <w:r>
+        <w:t>.</w:t>
+      </w:r>
+      <w:r>
+        <w:t xml:space="preserve"> </w:t>
+      </w:r>
+      <w:r>
+        <w:t>MasterVolume.Subscribe(currentMasterVolume =&gt;</w:t>
+      </w:r>
+    </w:p>
+    <w:p>
+      <w:pPr>
+        <w:ind w:leftChars="50" w:left="105" w:firstLineChars="50" w:firstLine="105"/>
+      </w:pPr>
+      <w:r>
+        <w:t>{_view.UpdateSliderMasterVolume});</w:t>
+      </w:r>
+    </w:p>
+    <w:p>
+      <w:pPr>
+        <w:ind w:left="105" w:hangingChars="50" w:hanging="105"/>
+      </w:pPr>
+      <w:r>
+        <w:rPr>
+          <w:rFonts w:hint="eastAsia"/>
+        </w:rPr>
+        <w:t>・</w:t>
+      </w:r>
       <w:r>
         <w:t>BGM</w:t>
       </w:r>
       <w:r>
-        <w:t>Volume</w:t>
-      </w:r>
-      <w:proofErr w:type="spellEnd"/>
-    </w:p>
-    <w:p>
+        <w:rPr>
+          <w:rFonts w:hint="eastAsia"/>
+        </w:rPr>
+        <w:t>もマスターボリュームと同じ感じ</w:t>
+      </w:r>
+      <w:r>
+        <w:t>...</w:t>
+      </w:r>
+    </w:p>
+    <w:p>
+      <w:pPr>
+        <w:ind w:left="105" w:hangingChars="50" w:hanging="105"/>
+      </w:pPr>
       <w:r>
         <w:rPr>
           <w:rFonts w:hint="eastAsia"/>
         </w:rPr>
         <w:t>・</w:t>
       </w:r>
-      <w:proofErr w:type="spellStart"/>
-      <w:r>
-        <w:t>ReactiveProperty</w:t>
-      </w:r>
-      <w:proofErr w:type="spellEnd"/>
-      <w:r>
-        <w:t xml:space="preserve">&lt;int&gt; </w:t>
-      </w:r>
-      <w:r>
-        <w:tab/>
-        <w:t xml:space="preserve"> </w:t>
-      </w:r>
-      <w:proofErr w:type="spellStart"/>
       <w:r>
         <w:t>SE</w:t>
       </w:r>
       <w:r>
-        <w:t>Volume</w:t>
-      </w:r>
-      <w:proofErr w:type="spellEnd"/>
-    </w:p>
-    <w:p>
-      <w:r>
-        <w:rPr>
-          <w:rFonts w:hint="eastAsia"/>
+        <w:rPr>
+          <w:rFonts w:hint="eastAsia"/>
+        </w:rPr>
+        <w:t>もマスターボリュームと同じ感じ</w:t>
+      </w:r>
+      <w:r>
+        <w:t>...</w:t>
+      </w:r>
+    </w:p>
+    <w:p>
+      <w:pPr>
+        <w:ind w:left="105" w:hangingChars="50" w:hanging="105"/>
+      </w:pPr>
+      <w:r>
+        <w:rPr>
+          <w:rFonts w:hint="eastAsia"/>
+        </w:rPr>
+        <w:t>・サウンド</w:t>
+      </w:r>
+      <w:r>
+        <w:t>ON/OFF</w:t>
+      </w:r>
+      <w:r>
+        <w:rPr>
+          <w:rFonts w:hint="eastAsia"/>
+        </w:rPr>
+        <w:t>もマスターボリュームと同じ感じ</w:t>
+      </w:r>
+      <w:r>
+        <w:t>...</w:t>
+      </w:r>
+    </w:p>
+    <w:p>
+      <w:pPr>
+        <w:ind w:left="105" w:hangingChars="50" w:hanging="105"/>
+        <w:rPr>
+          <w:color w:val="EE0000"/>
+        </w:rPr>
+      </w:pPr>
+      <w:r>
+        <w:rPr>
+          <w:rFonts w:hint="eastAsia"/>
+          <w:color w:val="EE0000"/>
         </w:rPr>
         <w:t>・</w:t>
       </w:r>
-      <w:proofErr w:type="spellStart"/>
-      <w:r>
-        <w:t>ReactiveProperty</w:t>
-      </w:r>
-      <w:proofErr w:type="spellEnd"/>
-      <w:r>
-        <w:t>&lt;bool&gt;</w:t>
-      </w:r>
-      <w:r>
-        <w:tab/>
-        <w:t xml:space="preserve"> </w:t>
-      </w:r>
-      <w:proofErr w:type="spellStart"/>
-      <w:r>
-        <w:t>SoundOnOff</w:t>
-      </w:r>
-      <w:proofErr w:type="spellEnd"/>
-    </w:p>
-    <w:p/>
-    <w:p/>
-    <w:p>
-      <w:r>
-        <w:t>[</w:t>
-      </w:r>
-      <w:proofErr w:type="spellStart"/>
-      <w:r>
-        <w:t>Sound</w:t>
-      </w:r>
-      <w:r>
-        <w:t>ConfigPresenter.cs</w:t>
-      </w:r>
-      <w:proofErr w:type="spellEnd"/>
+      <w:r>
+        <w:rPr>
+          <w:color w:val="EE0000"/>
+        </w:rPr>
+        <w:t>Model</w:t>
+      </w:r>
+      <w:r>
+        <w:rPr>
+          <w:rFonts w:hint="eastAsia"/>
+          <w:color w:val="EE0000"/>
+        </w:rPr>
+        <w:t>の値が外部から変わるよう、</w:t>
+      </w:r>
+      <w:r>
+        <w:rPr>
+          <w:color w:val="EE0000"/>
+        </w:rPr>
+        <w:t>Presenter</w:t>
+      </w:r>
+      <w:r>
+        <w:rPr>
+          <w:rFonts w:hint="eastAsia"/>
+          <w:color w:val="EE0000"/>
+        </w:rPr>
+        <w:t>にてメソッドから</w:t>
+      </w:r>
+      <w:r>
+        <w:rPr>
+          <w:color w:val="EE0000"/>
+        </w:rPr>
+        <w:t>Model</w:t>
+      </w:r>
+      <w:r>
+        <w:rPr>
+          <w:rFonts w:hint="eastAsia"/>
+          <w:color w:val="EE0000"/>
+        </w:rPr>
+        <w:t>のメソッドを呼ぶこともする。</w:t>
+      </w:r>
+    </w:p>
+    <w:p/>
+    <w:p>
+      <w:r>
+        <w:t>[Sound</w:t>
+      </w:r>
+      <w:r>
+        <w:t>ConfigView.cs</w:t>
+      </w:r>
       <w:r>
         <w:t>]</w:t>
       </w:r>
     </w:p>
     <w:p>
+      <w:r>
+        <w:rPr>
+          <w:rFonts w:hint="eastAsia"/>
+        </w:rPr>
+        <w:t>・</w:t>
+      </w:r>
+      <w:r>
+        <w:t xml:space="preserve">UpdateSliderMasterVolume(){// </w:t>
+      </w:r>
+      <w:r>
+        <w:rPr>
+          <w:rFonts w:hint="eastAsia"/>
+        </w:rPr>
+        <w:t>スライダー</w:t>
+      </w:r>
+      <w:r>
+        <w:t>UI</w:t>
+      </w:r>
+      <w:r>
+        <w:rPr>
+          <w:rFonts w:hint="eastAsia"/>
+        </w:rPr>
+        <w:t>の更新処理</w:t>
+      </w:r>
+      <w:r>
+        <w:t>}</w:t>
+      </w:r>
+    </w:p>
+    <w:p>
       <w:pPr>
         <w:ind w:left="105" w:hangingChars="50" w:hanging="105"/>
       </w:pPr>
@@ -2628,56 +2640,17 @@
         <w:t>・</w:t>
       </w:r>
       <w:r>
-        <w:t>_</w:t>
-      </w:r>
-      <w:r>
-        <w:t>model</w:t>
-      </w:r>
-      <w:r>
-        <w:t>.</w:t>
-      </w:r>
-      <w:r>
-        <w:t xml:space="preserve"> </w:t>
-      </w:r>
-      <w:proofErr w:type="spellStart"/>
-      <w:r>
-        <w:t>MasterVolume.Subscribe</w:t>
-      </w:r>
-      <w:proofErr w:type="spellEnd"/>
-      <w:r>
-        <w:t>(</w:t>
-      </w:r>
-      <w:proofErr w:type="spellStart"/>
-      <w:r>
-        <w:t>currentMasterVolume</w:t>
-      </w:r>
-      <w:proofErr w:type="spellEnd"/>
-      <w:r>
-        <w:t xml:space="preserve"> =&gt;</w:t>
-      </w:r>
-    </w:p>
-    <w:p>
-      <w:pPr>
-        <w:ind w:leftChars="50" w:left="105" w:firstLineChars="50" w:firstLine="105"/>
-      </w:pPr>
-      <w:r>
-        <w:t>{_</w:t>
-      </w:r>
-      <w:proofErr w:type="spellStart"/>
-      <w:proofErr w:type="gramStart"/>
-      <w:r>
-        <w:t>view.UpdateSliderMasterVolume</w:t>
-      </w:r>
-      <w:proofErr w:type="spellEnd"/>
-      <w:proofErr w:type="gramEnd"/>
-      <w:r>
-        <w:t>}</w:t>
-      </w:r>
-      <w:proofErr w:type="gramStart"/>
-      <w:r>
-        <w:t>);</w:t>
-      </w:r>
-      <w:proofErr w:type="gramEnd"/>
+        <w:t>BGM</w:t>
+      </w:r>
+      <w:r>
+        <w:rPr>
+          <w:rFonts w:hint="eastAsia"/>
+        </w:rPr>
+        <w:t>もマスターボリュームと同じ感じ</w:t>
+      </w:r>
+      <w:r>
+        <w:t>...</w:t>
+      </w:r>
     </w:p>
     <w:p>
       <w:pPr>
@@ -2690,7 +2663,7 @@
         <w:t>・</w:t>
       </w:r>
       <w:r>
-        <w:t>BGM</w:t>
+        <w:t>SE</w:t>
       </w:r>
       <w:r>
         <w:rPr>
@@ -2698,11 +2671,9 @@
         </w:rPr>
         <w:t>もマスターボリュームと同じ感じ</w:t>
       </w:r>
-      <w:proofErr w:type="gramStart"/>
       <w:r>
         <w:t>...</w:t>
       </w:r>
-      <w:proofErr w:type="gramEnd"/>
     </w:p>
     <w:p>
       <w:pPr>
@@ -2712,10 +2683,10 @@
         <w:rPr>
           <w:rFonts w:hint="eastAsia"/>
         </w:rPr>
-        <w:t>・</w:t>
-      </w:r>
-      <w:r>
-        <w:t>SE</w:t>
+        <w:t>・サウンド</w:t>
+      </w:r>
+      <w:r>
+        <w:t>ON/OFF</w:t>
       </w:r>
       <w:r>
         <w:rPr>
@@ -2723,216 +2694,9 @@
         </w:rPr>
         <w:t>もマスターボリュームと同じ感じ</w:t>
       </w:r>
-      <w:proofErr w:type="gramStart"/>
       <w:r>
         <w:t>...</w:t>
       </w:r>
-      <w:proofErr w:type="gramEnd"/>
-    </w:p>
-    <w:p>
-      <w:pPr>
-        <w:ind w:left="105" w:hangingChars="50" w:hanging="105"/>
-      </w:pPr>
-      <w:r>
-        <w:rPr>
-          <w:rFonts w:hint="eastAsia"/>
-        </w:rPr>
-        <w:t>・サウンド</w:t>
-      </w:r>
-      <w:r>
-        <w:t>ON/OFF</w:t>
-      </w:r>
-      <w:r>
-        <w:rPr>
-          <w:rFonts w:hint="eastAsia"/>
-        </w:rPr>
-        <w:t>もマスターボリュームと同じ感じ</w:t>
-      </w:r>
-      <w:proofErr w:type="gramStart"/>
-      <w:r>
-        <w:t>...</w:t>
-      </w:r>
-      <w:proofErr w:type="gramEnd"/>
-    </w:p>
-    <w:p>
-      <w:pPr>
-        <w:ind w:left="105" w:hangingChars="50" w:hanging="105"/>
-        <w:rPr>
-          <w:color w:val="EE0000"/>
-        </w:rPr>
-      </w:pPr>
-      <w:r>
-        <w:rPr>
-          <w:rFonts w:hint="eastAsia"/>
-          <w:color w:val="EE0000"/>
-        </w:rPr>
-        <w:t>・</w:t>
-      </w:r>
-      <w:r>
-        <w:rPr>
-          <w:color w:val="EE0000"/>
-        </w:rPr>
-        <w:t>Model</w:t>
-      </w:r>
-      <w:r>
-        <w:rPr>
-          <w:rFonts w:hint="eastAsia"/>
-          <w:color w:val="EE0000"/>
-        </w:rPr>
-        <w:t>の値が外部から変わるよう、</w:t>
-      </w:r>
-      <w:r>
-        <w:rPr>
-          <w:color w:val="EE0000"/>
-        </w:rPr>
-        <w:t>Presenter</w:t>
-      </w:r>
-      <w:r>
-        <w:rPr>
-          <w:rFonts w:hint="eastAsia"/>
-          <w:color w:val="EE0000"/>
-        </w:rPr>
-        <w:t>にてメソッドから</w:t>
-      </w:r>
-      <w:r>
-        <w:rPr>
-          <w:color w:val="EE0000"/>
-        </w:rPr>
-        <w:t>Model</w:t>
-      </w:r>
-      <w:r>
-        <w:rPr>
-          <w:rFonts w:hint="eastAsia"/>
-          <w:color w:val="EE0000"/>
-        </w:rPr>
-        <w:t>のメソッドを呼ぶこともする。</w:t>
-      </w:r>
-    </w:p>
-    <w:p/>
-    <w:p>
-      <w:r>
-        <w:t>[</w:t>
-      </w:r>
-      <w:proofErr w:type="spellStart"/>
-      <w:r>
-        <w:t>Sound</w:t>
-      </w:r>
-      <w:r>
-        <w:t>ConfigView.cs</w:t>
-      </w:r>
-      <w:proofErr w:type="spellEnd"/>
-      <w:r>
-        <w:t>]</w:t>
-      </w:r>
-    </w:p>
-    <w:p>
-      <w:r>
-        <w:rPr>
-          <w:rFonts w:hint="eastAsia"/>
-        </w:rPr>
-        <w:t>・</w:t>
-      </w:r>
-      <w:proofErr w:type="spellStart"/>
-      <w:r>
-        <w:t>UpdateSliderMasterVolume</w:t>
-      </w:r>
-      <w:proofErr w:type="spellEnd"/>
-      <w:r>
-        <w:t xml:space="preserve">(){// </w:t>
-      </w:r>
-      <w:r>
-        <w:rPr>
-          <w:rFonts w:hint="eastAsia"/>
-        </w:rPr>
-        <w:t>スライダー</w:t>
-      </w:r>
-      <w:r>
-        <w:t>UI</w:t>
-      </w:r>
-      <w:r>
-        <w:rPr>
-          <w:rFonts w:hint="eastAsia"/>
-        </w:rPr>
-        <w:t>の更新処理</w:t>
-      </w:r>
-      <w:r>
-        <w:t>}</w:t>
-      </w:r>
-    </w:p>
-    <w:p>
-      <w:pPr>
-        <w:ind w:left="105" w:hangingChars="50" w:hanging="105"/>
-      </w:pPr>
-      <w:r>
-        <w:rPr>
-          <w:rFonts w:hint="eastAsia"/>
-        </w:rPr>
-        <w:t>・</w:t>
-      </w:r>
-      <w:r>
-        <w:t>BGM</w:t>
-      </w:r>
-      <w:r>
-        <w:rPr>
-          <w:rFonts w:hint="eastAsia"/>
-        </w:rPr>
-        <w:t>もマスターボリュームと同じ感じ</w:t>
-      </w:r>
-      <w:proofErr w:type="gramStart"/>
-      <w:r>
-        <w:t>...</w:t>
-      </w:r>
-      <w:proofErr w:type="gramEnd"/>
-    </w:p>
-    <w:p>
-      <w:pPr>
-        <w:ind w:left="105" w:hangingChars="50" w:hanging="105"/>
-      </w:pPr>
-      <w:r>
-        <w:rPr>
-          <w:rFonts w:hint="eastAsia"/>
-        </w:rPr>
-        <w:t>・</w:t>
-      </w:r>
-      <w:r>
-        <w:t>SE</w:t>
-      </w:r>
-      <w:r>
-        <w:rPr>
-          <w:rFonts w:hint="eastAsia"/>
-        </w:rPr>
-        <w:t>もマスターボリュームと同じ感じ</w:t>
-      </w:r>
-      <w:proofErr w:type="gramStart"/>
-      <w:r>
-        <w:t>...</w:t>
-      </w:r>
-      <w:proofErr w:type="gramEnd"/>
-    </w:p>
-    <w:p>
-      <w:pPr>
-        <w:ind w:left="105" w:hangingChars="50" w:hanging="105"/>
-      </w:pPr>
-      <w:r>
-        <w:rPr>
-          <w:rFonts w:hint="eastAsia"/>
-        </w:rPr>
-        <w:t>・サウンド</w:t>
-      </w:r>
-      <w:r>
-        <w:t>ON/OFF</w:t>
-      </w:r>
-      <w:r>
-        <w:rPr>
-          <w:rFonts w:hint="eastAsia"/>
-        </w:rPr>
-        <w:t>もマスターボリュームと同じ感じ</w:t>
-      </w:r>
-      <w:proofErr w:type="gramStart"/>
-      <w:r>
-        <w:t>...</w:t>
-      </w:r>
-      <w:proofErr w:type="gramEnd"/>
     </w:p>
     <w:p/>
     <w:p/>
@@ -3004,7 +2768,13 @@
         <w:t>...)</w:t>
       </w:r>
     </w:p>
-    <w:p/>
+    <w:p>
+      <w:pPr>
+        <w:rPr>
+          <w:rFonts w:hint="eastAsia"/>
+        </w:rPr>
+      </w:pPr>
+    </w:p>
     <w:p/>
     <w:p/>
     <w:p/>
@@ -3042,7 +2812,13 @@
     </w:p>
     <w:bookmarkEnd w:id="5"/>
     <w:p/>
-    <w:p/>
+    <w:p>
+      <w:pPr>
+        <w:rPr>
+          <w:rFonts w:hint="eastAsia"/>
+        </w:rPr>
+      </w:pPr>
+    </w:p>
     <w:p/>
     <w:p>
       <w:pPr>
@@ -4912,9 +4688,9 @@
     <w:rsidRoot w:val="00BA01C3"/>
     <w:rsid w:val="000D313F"/>
     <w:rsid w:val="00253931"/>
+    <w:rsid w:val="002C3026"/>
     <w:rsid w:val="00357751"/>
     <w:rsid w:val="003B2FF2"/>
-    <w:rsid w:val="00442C3A"/>
     <w:rsid w:val="00774C6E"/>
     <w:rsid w:val="00812C3C"/>
     <w:rsid w:val="009F3E28"/>

--- a/TextBook/MVPAndR3.docx
+++ b/TextBook/MVPAndR3.docx
@@ -87,30 +87,50 @@
         </w:rPr>
         <w:t>※</w:t>
       </w:r>
-      <w:hyperlink w:anchor="動作環境" w:history="1">
-        <w:r>
-          <w:rPr>
-            <w:rStyle w:val="af"/>
-            <w:rFonts w:hint="eastAsia"/>
-          </w:rPr>
-          <w:t>動作環境</w:t>
-        </w:r>
-      </w:hyperlink>
+      <w:r>
+        <w:fldChar w:fldCharType="begin"/>
+      </w:r>
+      <w:r>
+        <w:instrText>HYPERLINK \l "動作環境"</w:instrText>
+      </w:r>
+      <w:r>
+        <w:fldChar w:fldCharType="separate"/>
+      </w:r>
+      <w:r>
+        <w:rPr>
+          <w:rStyle w:val="af"/>
+          <w:rFonts w:hint="eastAsia"/>
+        </w:rPr>
+        <w:t>動作環境</w:t>
+      </w:r>
+      <w:r>
+        <w:fldChar w:fldCharType="end"/>
+      </w:r>
       <w:r>
         <w:rPr>
           <w:rFonts w:hint="eastAsia"/>
         </w:rPr>
         <w:t>と</w:t>
       </w:r>
-      <w:hyperlink w:anchor="引用" w:history="1">
-        <w:r>
-          <w:rPr>
-            <w:rStyle w:val="af"/>
-            <w:rFonts w:hint="eastAsia"/>
-          </w:rPr>
-          <w:t>引用</w:t>
-        </w:r>
-      </w:hyperlink>
+      <w:r>
+        <w:fldChar w:fldCharType="begin"/>
+      </w:r>
+      <w:r>
+        <w:instrText>HYPERLINK \l "引用"</w:instrText>
+      </w:r>
+      <w:r>
+        <w:fldChar w:fldCharType="separate"/>
+      </w:r>
+      <w:r>
+        <w:rPr>
+          <w:rStyle w:val="af"/>
+          <w:rFonts w:hint="eastAsia"/>
+        </w:rPr>
+        <w:t>引用</w:t>
+      </w:r>
+      <w:r>
+        <w:fldChar w:fldCharType="end"/>
+      </w:r>
       <w:r>
         <w:rPr>
           <w:rFonts w:hint="eastAsia"/>
@@ -435,11 +455,19 @@
         <w:rPr>
           <w:rFonts w:hint="eastAsia"/>
         </w:rPr>
-        <w:t>メソッドに書きすぎて困ってませんか</w:t>
+        <w:t>メソッドに書きすぎて</w:t>
+      </w:r>
+      <w:proofErr w:type="gramStart"/>
+      <w:r>
+        <w:rPr>
+          <w:rFonts w:hint="eastAsia"/>
+        </w:rPr>
+        <w:t>困ってませんか</w:t>
       </w:r>
       <w:r>
         <w:t>...</w:t>
       </w:r>
+      <w:proofErr w:type="gramEnd"/>
       <w:r>
         <w:rPr>
           <w:rFonts w:hint="eastAsia"/>
@@ -596,13 +624,7 @@
         <w:t>なので、複雑にしたくない。</w:t>
       </w:r>
     </w:p>
-    <w:p>
-      <w:pPr>
-        <w:rPr>
-          <w:rFonts w:hint="eastAsia"/>
-        </w:rPr>
-      </w:pPr>
-    </w:p>
+    <w:p/>
     <w:p>
       <w:r>
         <w:rPr>
@@ -792,7 +814,13 @@
     <w:p/>
     <w:p/>
     <w:p/>
-    <w:p/>
+    <w:p>
+      <w:pPr>
+        <w:rPr>
+          <w:rFonts w:hint="eastAsia"/>
+        </w:rPr>
+      </w:pPr>
+    </w:p>
     <w:p>
       <w:pPr>
         <w:rPr>
@@ -1292,9 +1320,11 @@
         </w:rPr>
         <w:t>以前は</w:t>
       </w:r>
+      <w:proofErr w:type="spellStart"/>
       <w:r>
         <w:t>UniRx</w:t>
       </w:r>
+      <w:proofErr w:type="spellEnd"/>
       <w:r>
         <w:rPr>
           <w:rFonts w:hint="eastAsia"/>
@@ -1313,9 +1343,11 @@
         </w:rPr>
         <w:t>、</w:t>
       </w:r>
+      <w:proofErr w:type="spellStart"/>
       <w:r>
         <w:t>UniRx</w:t>
       </w:r>
+      <w:proofErr w:type="spellEnd"/>
       <w:r>
         <w:rPr>
           <w:rFonts w:hint="eastAsia"/>
@@ -1337,12 +1369,14 @@
         </w:rPr>
         <w:t>つまり、</w:t>
       </w:r>
+      <w:proofErr w:type="spellStart"/>
       <w:r>
         <w:rPr>
           <w:color w:val="EE0000"/>
         </w:rPr>
         <w:t>UniRx</w:t>
       </w:r>
+      <w:proofErr w:type="spellEnd"/>
       <w:r>
         <w:rPr>
           <w:rFonts w:hint="eastAsia"/>
@@ -1359,11 +1393,6 @@
     </w:p>
     <w:p/>
     <w:p>
-      <w:pPr>
-        <w:rPr>
-          <w:rFonts w:hint="eastAsia"/>
-        </w:rPr>
-      </w:pPr>
       <w:r>
         <w:rPr>
           <mc:AlternateContent>
@@ -1401,11 +1430,6 @@
       </w:r>
     </w:p>
     <w:p>
-      <w:pPr>
-        <w:rPr>
-          <w:rFonts w:hint="eastAsia"/>
-        </w:rPr>
-      </w:pPr>
       <w:hyperlink r:id="rId9" w:history="1">
         <w:r>
           <w:rPr>
@@ -1451,9 +1475,19 @@
         </w:rPr>
         <w:t>『</w:t>
       </w:r>
-      <w:r>
-        <w:t>UniRx/UniTask</w:t>
-      </w:r>
+      <w:proofErr w:type="spellStart"/>
+      <w:r>
+        <w:t>UniRx</w:t>
+      </w:r>
+      <w:proofErr w:type="spellEnd"/>
+      <w:r>
+        <w:t>/</w:t>
+      </w:r>
+      <w:proofErr w:type="spellStart"/>
+      <w:r>
+        <w:t>UniTask</w:t>
+      </w:r>
+      <w:proofErr w:type="spellEnd"/>
       <w:r>
         <w:rPr>
           <w:rFonts w:hint="eastAsia"/>
@@ -1583,12 +1617,14 @@
         </w:rPr>
         <w:t>「「</w:t>
       </w:r>
+      <w:proofErr w:type="spellStart"/>
       <w:r>
         <w:rPr>
           <w:color w:val="EE0000"/>
         </w:rPr>
         <w:t>ReactiveProperty</w:t>
       </w:r>
+      <w:proofErr w:type="spellEnd"/>
       <w:r>
         <w:rPr>
           <w:rFonts w:hint="eastAsia"/>
@@ -1606,9 +1642,11 @@
       <w:pPr>
         <w:ind w:firstLineChars="50" w:firstLine="105"/>
       </w:pPr>
+      <w:proofErr w:type="spellStart"/>
       <w:r>
         <w:t>ReactiveProperty</w:t>
       </w:r>
+      <w:proofErr w:type="spellEnd"/>
       <w:r>
         <w:rPr>
           <w:rFonts w:hint="eastAsia"/>
@@ -1761,7 +1799,7 @@
           <w:noProof/>
         </w:rPr>
         <w:drawing>
-          <wp:inline distT="0" distB="0" distL="0" distR="0" wp14:anchorId="36DB980C" wp14:editId="231F71C4">
+          <wp:inline distT="0" distB="0" distL="0" distR="0" wp14:anchorId="36DB980C" wp14:editId="16394001">
             <wp:extent cx="3365241" cy="2111190"/>
             <wp:effectExtent l="0" t="0" r="635" b="0"/>
             <wp:docPr id="1387368826" name="図 5"/>
@@ -1848,9 +1886,11 @@
         </w:rPr>
         <w:t>だからアクセスできなかった</w:t>
       </w:r>
+      <w:proofErr w:type="gramStart"/>
       <w:r>
         <w:t>...</w:t>
       </w:r>
+      <w:proofErr w:type="gramEnd"/>
     </w:p>
     <w:p/>
     <w:p>
@@ -1901,8 +1941,6 @@
         <w:t>を止める処理も必要d(￣ ￣)</w:t>
       </w:r>
     </w:p>
-    <w:p/>
-    <w:p/>
     <w:p>
       <w:pPr>
         <w:rPr>
@@ -1921,6 +1959,7 @@
           <w:sz w:val="28"/>
           <w:szCs w:val="36"/>
         </w:rPr>
+        <w:lastRenderedPageBreak/>
         <w:t>M</w:t>
       </w:r>
       <w:r>
@@ -2301,6 +2340,7 @@
           <w:b/>
           <w:bCs/>
         </w:rPr>
+        <w:lastRenderedPageBreak/>
         <w:t>【</w:t>
       </w:r>
       <w:r>
@@ -2337,11 +2377,16 @@
     </w:p>
     <w:p>
       <w:r>
-        <w:t>[Sound</w:t>
+        <w:t>[</w:t>
+      </w:r>
+      <w:proofErr w:type="spellStart"/>
+      <w:r>
+        <w:t>Sound</w:t>
       </w:r>
       <w:r>
         <w:t>ConfigModel.cs</w:t>
       </w:r>
+      <w:proofErr w:type="spellEnd"/>
       <w:r>
         <w:t>]</w:t>
       </w:r>
@@ -2353,16 +2398,23 @@
         </w:rPr>
         <w:t>・</w:t>
       </w:r>
-      <w:r>
-        <w:t xml:space="preserve">ReactiveProperty&lt;int&gt; </w:t>
+      <w:proofErr w:type="spellStart"/>
+      <w:r>
+        <w:t>ReactiveProperty</w:t>
+      </w:r>
+      <w:proofErr w:type="spellEnd"/>
+      <w:r>
+        <w:t xml:space="preserve">&lt;int&gt; </w:t>
       </w:r>
       <w:r>
         <w:tab/>
         <w:t xml:space="preserve"> </w:t>
       </w:r>
+      <w:proofErr w:type="spellStart"/>
       <w:r>
         <w:t>MasterVolume</w:t>
       </w:r>
+      <w:proofErr w:type="spellEnd"/>
     </w:p>
     <w:p>
       <w:r>
@@ -2371,62 +2423,94 @@
         </w:rPr>
         <w:t>・</w:t>
       </w:r>
-      <w:r>
-        <w:t xml:space="preserve">ReactiveProperty&lt;int&gt; </w:t>
-      </w:r>
-      <w:r>
-        <w:tab/>
-        <w:t xml:space="preserve"> BGM</w:t>
-      </w:r>
-      <w:r>
-        <w:t>Volume</w:t>
-      </w:r>
-    </w:p>
-    <w:p>
-      <w:r>
-        <w:rPr>
-          <w:rFonts w:hint="eastAsia"/>
-        </w:rPr>
-        <w:t>・</w:t>
-      </w:r>
-      <w:r>
-        <w:t xml:space="preserve">ReactiveProperty&lt;int&gt; </w:t>
-      </w:r>
-      <w:r>
-        <w:tab/>
-        <w:t xml:space="preserve"> SE</w:t>
-      </w:r>
-      <w:r>
-        <w:t>Volume</w:t>
-      </w:r>
-    </w:p>
-    <w:p>
-      <w:r>
-        <w:rPr>
-          <w:rFonts w:hint="eastAsia"/>
-        </w:rPr>
-        <w:t>・</w:t>
-      </w:r>
-      <w:r>
-        <w:t>ReactiveProperty&lt;bool&gt;</w:t>
+      <w:proofErr w:type="spellStart"/>
+      <w:r>
+        <w:t>ReactiveProperty</w:t>
+      </w:r>
+      <w:proofErr w:type="spellEnd"/>
+      <w:r>
+        <w:t xml:space="preserve">&lt;int&gt; </w:t>
       </w:r>
       <w:r>
         <w:tab/>
         <w:t xml:space="preserve"> </w:t>
       </w:r>
+      <w:proofErr w:type="spellStart"/>
+      <w:r>
+        <w:t>BGM</w:t>
+      </w:r>
+      <w:r>
+        <w:t>Volume</w:t>
+      </w:r>
+      <w:proofErr w:type="spellEnd"/>
+    </w:p>
+    <w:p>
+      <w:r>
+        <w:rPr>
+          <w:rFonts w:hint="eastAsia"/>
+        </w:rPr>
+        <w:t>・</w:t>
+      </w:r>
+      <w:proofErr w:type="spellStart"/>
+      <w:r>
+        <w:t>ReactiveProperty</w:t>
+      </w:r>
+      <w:proofErr w:type="spellEnd"/>
+      <w:r>
+        <w:t xml:space="preserve">&lt;int&gt; </w:t>
+      </w:r>
+      <w:r>
+        <w:tab/>
+        <w:t xml:space="preserve"> </w:t>
+      </w:r>
+      <w:proofErr w:type="spellStart"/>
+      <w:r>
+        <w:t>SE</w:t>
+      </w:r>
+      <w:r>
+        <w:t>Volume</w:t>
+      </w:r>
+      <w:proofErr w:type="spellEnd"/>
+    </w:p>
+    <w:p>
+      <w:r>
+        <w:rPr>
+          <w:rFonts w:hint="eastAsia"/>
+        </w:rPr>
+        <w:t>・</w:t>
+      </w:r>
+      <w:proofErr w:type="spellStart"/>
+      <w:r>
+        <w:t>ReactiveProperty</w:t>
+      </w:r>
+      <w:proofErr w:type="spellEnd"/>
+      <w:r>
+        <w:t>&lt;bool&gt;</w:t>
+      </w:r>
+      <w:r>
+        <w:tab/>
+        <w:t xml:space="preserve"> </w:t>
+      </w:r>
+      <w:proofErr w:type="spellStart"/>
       <w:r>
         <w:t>SoundOnOff</w:t>
       </w:r>
-    </w:p>
-    <w:p/>
-    <w:p/>
-    <w:p>
-      <w:r>
-        <w:t>[Sound</w:t>
+      <w:proofErr w:type="spellEnd"/>
+    </w:p>
+    <w:p/>
+    <w:p/>
+    <w:p>
+      <w:r>
+        <w:t>[</w:t>
+      </w:r>
+      <w:proofErr w:type="spellStart"/>
+      <w:r>
+        <w:t>Sound</w:t>
       </w:r>
       <w:r>
         <w:t>ConfigPresenter.cs</w:t>
       </w:r>
+      <w:proofErr w:type="spellEnd"/>
       <w:r>
         <w:t>]</w:t>
       </w:r>
@@ -2453,8 +2537,21 @@
       <w:r>
         <w:t xml:space="preserve"> </w:t>
       </w:r>
-      <w:r>
-        <w:t>MasterVolume.Subscribe(currentMasterVolume =&gt;</w:t>
+      <w:proofErr w:type="spellStart"/>
+      <w:r>
+        <w:t>MasterVolume.Subscribe</w:t>
+      </w:r>
+      <w:proofErr w:type="spellEnd"/>
+      <w:r>
+        <w:t>(</w:t>
+      </w:r>
+      <w:proofErr w:type="spellStart"/>
+      <w:r>
+        <w:t>currentMasterVolume</w:t>
+      </w:r>
+      <w:proofErr w:type="spellEnd"/>
+      <w:r>
+        <w:t xml:space="preserve"> =&gt;</w:t>
       </w:r>
     </w:p>
     <w:p>
@@ -2462,8 +2559,23 @@
         <w:ind w:leftChars="50" w:left="105" w:firstLineChars="50" w:firstLine="105"/>
       </w:pPr>
       <w:r>
-        <w:t>{_view.UpdateSliderMasterVolume});</w:t>
-      </w:r>
+        <w:t>{_</w:t>
+      </w:r>
+      <w:proofErr w:type="spellStart"/>
+      <w:proofErr w:type="gramStart"/>
+      <w:r>
+        <w:t>view.UpdateSliderMasterVolume</w:t>
+      </w:r>
+      <w:proofErr w:type="spellEnd"/>
+      <w:proofErr w:type="gramEnd"/>
+      <w:r>
+        <w:t>}</w:t>
+      </w:r>
+      <w:proofErr w:type="gramStart"/>
+      <w:r>
+        <w:t>);</w:t>
+      </w:r>
+      <w:proofErr w:type="gramEnd"/>
     </w:p>
     <w:p>
       <w:pPr>
@@ -2484,9 +2596,11 @@
         </w:rPr>
         <w:t>もマスターボリュームと同じ感じ</w:t>
       </w:r>
+      <w:proofErr w:type="gramStart"/>
       <w:r>
         <w:t>...</w:t>
       </w:r>
+      <w:proofErr w:type="gramEnd"/>
     </w:p>
     <w:p>
       <w:pPr>
@@ -2507,9 +2621,11 @@
         </w:rPr>
         <w:t>もマスターボリュームと同じ感じ</w:t>
       </w:r>
+      <w:proofErr w:type="gramStart"/>
       <w:r>
         <w:t>...</w:t>
       </w:r>
+      <w:proofErr w:type="gramEnd"/>
     </w:p>
     <w:p>
       <w:pPr>
@@ -2530,9 +2646,11 @@
         </w:rPr>
         <w:t>もマスターボリュームと同じ感じ</w:t>
       </w:r>
+      <w:proofErr w:type="gramStart"/>
       <w:r>
         <w:t>...</w:t>
       </w:r>
+      <w:proofErr w:type="gramEnd"/>
     </w:p>
     <w:p>
       <w:pPr>
@@ -2591,11 +2709,16 @@
     <w:p/>
     <w:p>
       <w:r>
-        <w:t>[Sound</w:t>
+        <w:t>[</w:t>
+      </w:r>
+      <w:proofErr w:type="spellStart"/>
+      <w:r>
+        <w:t>Sound</w:t>
       </w:r>
       <w:r>
         <w:t>ConfigView.cs</w:t>
       </w:r>
+      <w:proofErr w:type="spellEnd"/>
       <w:r>
         <w:t>]</w:t>
       </w:r>
@@ -2607,8 +2730,13 @@
         </w:rPr>
         <w:t>・</w:t>
       </w:r>
-      <w:r>
-        <w:t xml:space="preserve">UpdateSliderMasterVolume(){// </w:t>
+      <w:proofErr w:type="spellStart"/>
+      <w:r>
+        <w:t>UpdateSliderMasterVolume</w:t>
+      </w:r>
+      <w:proofErr w:type="spellEnd"/>
+      <w:r>
+        <w:t xml:space="preserve">(){// </w:t>
       </w:r>
       <w:r>
         <w:rPr>
@@ -2648,9 +2776,11 @@
         </w:rPr>
         <w:t>もマスターボリュームと同じ感じ</w:t>
       </w:r>
+      <w:proofErr w:type="gramStart"/>
       <w:r>
         <w:t>...</w:t>
       </w:r>
+      <w:proofErr w:type="gramEnd"/>
     </w:p>
     <w:p>
       <w:pPr>
@@ -2671,9 +2801,11 @@
         </w:rPr>
         <w:t>もマスターボリュームと同じ感じ</w:t>
       </w:r>
+      <w:proofErr w:type="gramStart"/>
       <w:r>
         <w:t>...</w:t>
       </w:r>
+      <w:proofErr w:type="gramEnd"/>
     </w:p>
     <w:p>
       <w:pPr>
@@ -2694,9 +2826,11 @@
         </w:rPr>
         <w:t>もマスターボリュームと同じ感じ</w:t>
       </w:r>
+      <w:proofErr w:type="gramStart"/>
       <w:r>
         <w:t>...</w:t>
       </w:r>
+      <w:proofErr w:type="gramEnd"/>
     </w:p>
     <w:p/>
     <w:p/>
@@ -2764,21 +2898,501 @@
         </w:rPr>
         <w:t>少々導入手順が面倒なので</w:t>
       </w:r>
-      <w:r>
-        <w:t>...)</w:t>
-      </w:r>
-    </w:p>
-    <w:p>
-      <w:pPr>
-        <w:rPr>
-          <w:rFonts w:hint="eastAsia"/>
-        </w:rPr>
-      </w:pPr>
-    </w:p>
-    <w:p/>
-    <w:p/>
-    <w:p/>
-    <w:p/>
+      <w:proofErr w:type="gramStart"/>
+      <w:r>
+        <w:t>...</w:t>
+      </w:r>
+      <w:proofErr w:type="gramEnd"/>
+      <w:r>
+        <w:t>)</w:t>
+      </w:r>
+    </w:p>
+    <w:p/>
+    <w:p>
+      <w:pPr>
+        <w:pStyle w:val="a9"/>
+        <w:numPr>
+          <w:ilvl w:val="0"/>
+          <w:numId w:val="5"/>
+        </w:numPr>
+      </w:pPr>
+      <w:r>
+        <w:t>Assets/</w:t>
+      </w:r>
+      <w:proofErr w:type="spellStart"/>
+      <w:r>
+        <w:t>LetsTry</w:t>
+      </w:r>
+      <w:proofErr w:type="spellEnd"/>
+      <w:r>
+        <w:t>/Scenes/</w:t>
+      </w:r>
+      <w:proofErr w:type="spellStart"/>
+      <w:r>
+        <w:t>LetsTry.scene</w:t>
+      </w:r>
+      <w:proofErr w:type="spellEnd"/>
+      <w:r>
+        <w:rPr>
+          <w:rFonts w:hint="eastAsia"/>
+        </w:rPr>
+        <w:t>を開く。</w:t>
+      </w:r>
+    </w:p>
+    <w:p>
+      <w:r>
+        <w:rPr>
+          <w:noProof/>
+        </w:rPr>
+        <w:drawing>
+          <wp:inline distT="0" distB="0" distL="0" distR="0" wp14:anchorId="5140DEF6" wp14:editId="22FF2039">
+            <wp:extent cx="2338781" cy="1414585"/>
+            <wp:effectExtent l="0" t="0" r="0" b="0"/>
+            <wp:docPr id="607241951" name="図 1"/>
+            <wp:cNvGraphicFramePr>
+              <a:graphicFrameLocks xmlns:a="http://schemas.openxmlformats.org/drawingml/2006/main" noChangeAspect="1"/>
+            </wp:cNvGraphicFramePr>
+            <a:graphic xmlns:a="http://schemas.openxmlformats.org/drawingml/2006/main">
+              <a:graphicData uri="http://schemas.openxmlformats.org/drawingml/2006/picture">
+                <pic:pic xmlns:pic="http://schemas.openxmlformats.org/drawingml/2006/picture">
+                  <pic:nvPicPr>
+                    <pic:cNvPr id="607241951" name="図 607241951"/>
+                    <pic:cNvPicPr/>
+                  </pic:nvPicPr>
+                  <pic:blipFill>
+                    <a:blip r:embed="rId15">
+                      <a:extLst>
+                        <a:ext uri="{28A0092B-C50C-407E-A947-70E740481C1C}">
+                          <a14:useLocalDpi xmlns:a14="http://schemas.microsoft.com/office/drawing/2010/main" val="0"/>
+                        </a:ext>
+                      </a:extLst>
+                    </a:blip>
+                    <a:stretch>
+                      <a:fillRect/>
+                    </a:stretch>
+                  </pic:blipFill>
+                  <pic:spPr>
+                    <a:xfrm>
+                      <a:off x="0" y="0"/>
+                      <a:ext cx="2366073" cy="1431092"/>
+                    </a:xfrm>
+                    <a:prstGeom prst="rect">
+                      <a:avLst/>
+                    </a:prstGeom>
+                  </pic:spPr>
+                </pic:pic>
+              </a:graphicData>
+            </a:graphic>
+          </wp:inline>
+        </w:drawing>
+      </w:r>
+    </w:p>
+    <w:p>
+      <w:pPr>
+        <w:pStyle w:val="a9"/>
+        <w:numPr>
+          <w:ilvl w:val="0"/>
+          <w:numId w:val="5"/>
+        </w:numPr>
+        <w:rPr>
+          <w:rFonts w:hint="eastAsia"/>
+        </w:rPr>
+      </w:pPr>
+      <w:r>
+        <w:lastRenderedPageBreak/>
+        <w:t>Presenter</w:t>
+      </w:r>
+      <w:r>
+        <w:rPr>
+          <w:rFonts w:hint="eastAsia"/>
+        </w:rPr>
+        <w:t>と</w:t>
+      </w:r>
+      <w:r>
+        <w:t>View</w:t>
+      </w:r>
+      <w:r>
+        <w:rPr>
+          <w:rFonts w:hint="eastAsia"/>
+        </w:rPr>
+        <w:t>の機能</w:t>
+      </w:r>
+      <w:r>
+        <w:t>(</w:t>
+      </w:r>
+      <w:r>
+        <w:rPr>
+          <w:rFonts w:hint="eastAsia"/>
+        </w:rPr>
+        <w:t>コンポーネント</w:t>
+      </w:r>
+      <w:r>
+        <w:t>)</w:t>
+      </w:r>
+      <w:r>
+        <w:rPr>
+          <w:rFonts w:hint="eastAsia"/>
+        </w:rPr>
+        <w:t>をアクティブにします。</w:t>
+      </w:r>
+      <w:r>
+        <w:t>Hierarchy</w:t>
+      </w:r>
+      <w:r>
+        <w:rPr>
+          <w:rFonts w:hint="eastAsia"/>
+        </w:rPr>
+        <w:t>から</w:t>
+      </w:r>
+      <w:proofErr w:type="spellStart"/>
+      <w:r>
+        <w:t>SceneManager</w:t>
+      </w:r>
+      <w:proofErr w:type="spellEnd"/>
+      <w:r>
+        <w:rPr>
+          <w:rFonts w:hint="eastAsia"/>
+        </w:rPr>
+        <w:t>オブジェクトを選択し、下記画像のチェックボックス</w:t>
+      </w:r>
+      <w:r>
+        <w:t>2</w:t>
+      </w:r>
+      <w:r>
+        <w:rPr>
+          <w:rFonts w:hint="eastAsia"/>
+        </w:rPr>
+        <w:t>つにチェックつけましょう。</w:t>
+      </w:r>
+    </w:p>
+    <w:p>
+      <w:pPr>
+        <w:rPr>
+          <w:rFonts w:hint="eastAsia"/>
+        </w:rPr>
+      </w:pPr>
+      <w:r>
+        <w:rPr>
+          <w:rFonts w:hint="eastAsia"/>
+          <w:noProof/>
+        </w:rPr>
+        <w:drawing>
+          <wp:inline distT="0" distB="0" distL="0" distR="0" wp14:anchorId="149AD32C" wp14:editId="6594AB3B">
+            <wp:extent cx="5400040" cy="3902710"/>
+            <wp:effectExtent l="0" t="0" r="0" b="0"/>
+            <wp:docPr id="962245975" name="図 2"/>
+            <wp:cNvGraphicFramePr>
+              <a:graphicFrameLocks xmlns:a="http://schemas.openxmlformats.org/drawingml/2006/main" noChangeAspect="1"/>
+            </wp:cNvGraphicFramePr>
+            <a:graphic xmlns:a="http://schemas.openxmlformats.org/drawingml/2006/main">
+              <a:graphicData uri="http://schemas.openxmlformats.org/drawingml/2006/picture">
+                <pic:pic xmlns:pic="http://schemas.openxmlformats.org/drawingml/2006/picture">
+                  <pic:nvPicPr>
+                    <pic:cNvPr id="962245975" name="図 962245975"/>
+                    <pic:cNvPicPr/>
+                  </pic:nvPicPr>
+                  <pic:blipFill>
+                    <a:blip r:embed="rId16">
+                      <a:extLst>
+                        <a:ext uri="{28A0092B-C50C-407E-A947-70E740481C1C}">
+                          <a14:useLocalDpi xmlns:a14="http://schemas.microsoft.com/office/drawing/2010/main" val="0"/>
+                        </a:ext>
+                      </a:extLst>
+                    </a:blip>
+                    <a:stretch>
+                      <a:fillRect/>
+                    </a:stretch>
+                  </pic:blipFill>
+                  <pic:spPr>
+                    <a:xfrm>
+                      <a:off x="0" y="0"/>
+                      <a:ext cx="5400040" cy="3902710"/>
+                    </a:xfrm>
+                    <a:prstGeom prst="rect">
+                      <a:avLst/>
+                    </a:prstGeom>
+                  </pic:spPr>
+                </pic:pic>
+              </a:graphicData>
+            </a:graphic>
+          </wp:inline>
+        </w:drawing>
+      </w:r>
+    </w:p>
+    <w:p/>
+    <w:p>
+      <w:r>
+        <w:rPr>
+          <w:rFonts w:hint="eastAsia"/>
+        </w:rPr>
+        <w:t>【</w:t>
+      </w:r>
+      <w:r>
+        <w:t>Tips</w:t>
+      </w:r>
+      <w:r>
+        <w:rPr>
+          <w:rFonts w:hint="eastAsia"/>
+        </w:rPr>
+        <w:t>】</w:t>
+      </w:r>
+    </w:p>
+    <w:p>
+      <w:r>
+        <w:t>Model</w:t>
+      </w:r>
+      <w:r>
+        <w:rPr>
+          <w:rFonts w:hint="eastAsia"/>
+        </w:rPr>
+        <w:t>クラスのみコンポーネント化しない理由としては、</w:t>
+      </w:r>
+      <w:r>
+        <w:rPr>
+          <w:color w:val="EE0000"/>
+        </w:rPr>
+        <w:t>Model</w:t>
+      </w:r>
+      <w:r>
+        <w:rPr>
+          <w:rFonts w:hint="eastAsia"/>
+          <w:color w:val="EE0000"/>
+        </w:rPr>
+        <w:t>に「データ管理と計算ロジック」といった本来の役割にのみ専念</w:t>
+      </w:r>
+      <w:r>
+        <w:rPr>
+          <w:color w:val="EE0000"/>
+        </w:rPr>
+        <w:t>(</w:t>
+      </w:r>
+      <w:r>
+        <w:rPr>
+          <w:rFonts w:hint="eastAsia"/>
+          <w:color w:val="EE0000"/>
+        </w:rPr>
+        <w:t>データクラス</w:t>
+      </w:r>
+      <w:r>
+        <w:rPr>
+          <w:color w:val="EE0000"/>
+        </w:rPr>
+        <w:t>)</w:t>
+      </w:r>
+      <w:r>
+        <w:rPr>
+          <w:rFonts w:hint="eastAsia"/>
+          <w:color w:val="EE0000"/>
+        </w:rPr>
+        <w:t>させ、</w:t>
+      </w:r>
+      <w:r>
+        <w:rPr>
+          <w:color w:val="EE0000"/>
+        </w:rPr>
+        <w:t>Unity</w:t>
+      </w:r>
+      <w:r>
+        <w:rPr>
+          <w:rFonts w:hint="eastAsia"/>
+          <w:color w:val="EE0000"/>
+        </w:rPr>
+        <w:t>から</w:t>
+      </w:r>
+      <w:r>
+        <w:rPr>
+          <w:rFonts w:hint="eastAsia"/>
+          <w:color w:val="EE0000"/>
+        </w:rPr>
+        <w:t>独立</w:t>
+      </w:r>
+      <w:r>
+        <w:rPr>
+          <w:color w:val="EE0000"/>
+        </w:rPr>
+        <w:t>(</w:t>
+      </w:r>
+      <w:r>
+        <w:rPr>
+          <w:rFonts w:hint="eastAsia"/>
+          <w:color w:val="EE0000"/>
+        </w:rPr>
+        <w:t>疎結合</w:t>
+      </w:r>
+      <w:r>
+        <w:rPr>
+          <w:color w:val="EE0000"/>
+        </w:rPr>
+        <w:t>)</w:t>
+      </w:r>
+      <w:r>
+        <w:rPr>
+          <w:rFonts w:hint="eastAsia"/>
+          <w:color w:val="EE0000"/>
+        </w:rPr>
+        <w:t>させ</w:t>
+      </w:r>
+      <w:r>
+        <w:rPr>
+          <w:rFonts w:hint="eastAsia"/>
+          <w:color w:val="EE0000"/>
+        </w:rPr>
+        <w:t>たい</w:t>
+      </w:r>
+      <w:r>
+        <w:rPr>
+          <w:rFonts w:hint="eastAsia"/>
+        </w:rPr>
+        <w:t>からです。</w:t>
+      </w:r>
+    </w:p>
+    <w:p>
+      <w:r>
+        <w:rPr>
+          <w:rFonts w:hint="eastAsia"/>
+        </w:rPr>
+        <w:t>仮に</w:t>
+      </w:r>
+      <w:r>
+        <w:t>GameObject</w:t>
+      </w:r>
+      <w:r>
+        <w:rPr>
+          <w:rFonts w:hint="eastAsia"/>
+        </w:rPr>
+        <w:t>の</w:t>
+      </w:r>
+      <w:r>
+        <w:rPr>
+          <w:rFonts w:hint="eastAsia"/>
+        </w:rPr>
+        <w:t>コンポーネント</w:t>
+      </w:r>
+      <w:r>
+        <w:rPr>
+          <w:rFonts w:hint="eastAsia"/>
+        </w:rPr>
+        <w:t>にし</w:t>
+      </w:r>
+      <w:r>
+        <w:rPr>
+          <w:rFonts w:hint="eastAsia"/>
+        </w:rPr>
+        <w:t>てしまうと、データの寿命が</w:t>
+      </w:r>
+      <w:r>
+        <w:rPr>
+          <w:rFonts w:hint="eastAsia"/>
+        </w:rPr>
+        <w:t>オブジェクトの生存期間に依存</w:t>
+      </w:r>
+      <w:r>
+        <w:rPr>
+          <w:rFonts w:hint="eastAsia"/>
+        </w:rPr>
+        <w:t>してしまうデメリットが</w:t>
+      </w:r>
+      <w:r>
+        <w:rPr>
+          <w:rFonts w:hint="eastAsia"/>
+        </w:rPr>
+        <w:t>生じます</w:t>
+      </w:r>
+      <w:r>
+        <w:rPr>
+          <w:rFonts w:hint="eastAsia"/>
+        </w:rPr>
+        <w:t>。</w:t>
+      </w:r>
+      <w:r>
+        <w:rPr>
+          <w:color w:val="EE0000"/>
+        </w:rPr>
+        <w:t>Model</w:t>
+      </w:r>
+      <w:r>
+        <w:rPr>
+          <w:rFonts w:hint="eastAsia"/>
+          <w:color w:val="EE0000"/>
+        </w:rPr>
+        <w:t>は本来、</w:t>
+      </w:r>
+      <w:r>
+        <w:rPr>
+          <w:color w:val="EE0000"/>
+        </w:rPr>
+        <w:t>GameObject</w:t>
+      </w:r>
+      <w:r>
+        <w:rPr>
+          <w:rFonts w:hint="eastAsia"/>
+          <w:color w:val="EE0000"/>
+        </w:rPr>
+        <w:t>にアタッチしなくとも、</w:t>
+      </w:r>
+      <w:r>
+        <w:rPr>
+          <w:rFonts w:hint="eastAsia"/>
+          <w:color w:val="EE0000"/>
+        </w:rPr>
+        <w:t>クラスをインスタンス化</w:t>
+      </w:r>
+      <w:r>
+        <w:rPr>
+          <w:color w:val="EE0000"/>
+        </w:rPr>
+        <w:t>(new)</w:t>
+      </w:r>
+      <w:r>
+        <w:rPr>
+          <w:rFonts w:hint="eastAsia"/>
+          <w:color w:val="EE0000"/>
+        </w:rPr>
+        <w:t>するだけで</w:t>
+      </w:r>
+      <w:r>
+        <w:rPr>
+          <w:rFonts w:hint="eastAsia"/>
+          <w:color w:val="EE0000"/>
+        </w:rPr>
+        <w:t>十分に</w:t>
+      </w:r>
+      <w:r>
+        <w:rPr>
+          <w:rFonts w:hint="eastAsia"/>
+          <w:color w:val="EE0000"/>
+        </w:rPr>
+        <w:t>動作</w:t>
+      </w:r>
+      <w:r>
+        <w:rPr>
+          <w:rFonts w:hint="eastAsia"/>
+        </w:rPr>
+        <w:t>します。</w:t>
+      </w:r>
+    </w:p>
+    <w:p>
+      <w:pPr>
+        <w:rPr>
+          <w:rFonts w:hint="eastAsia"/>
+        </w:rPr>
+      </w:pPr>
+      <w:r>
+        <w:rPr>
+          <w:rFonts w:hint="eastAsia"/>
+        </w:rPr>
+        <w:t>こうした背景から、</w:t>
+      </w:r>
+      <w:r>
+        <w:t>Model</w:t>
+      </w:r>
+      <w:r>
+        <w:rPr>
+          <w:rFonts w:hint="eastAsia"/>
+        </w:rPr>
+        <w:t>はコンポーネント化する必要がありません。</w:t>
+      </w:r>
+    </w:p>
     <w:p/>
     <w:p/>
     <w:p/>
@@ -2812,13 +3426,7 @@
     </w:p>
     <w:bookmarkEnd w:id="5"/>
     <w:p/>
-    <w:p>
-      <w:pPr>
-        <w:rPr>
-          <w:rFonts w:hint="eastAsia"/>
-        </w:rPr>
-      </w:pPr>
-    </w:p>
+    <w:p/>
     <w:p/>
     <w:p>
       <w:pPr>
@@ -2910,7 +3518,7 @@
       <w:r>
         <w:t xml:space="preserve">6000.3.9f1( </w:t>
       </w:r>
-      <w:hyperlink r:id="rId15" w:history="1">
+      <w:hyperlink r:id="rId17" w:history="1">
         <w:r>
           <w:rPr>
             <w:rStyle w:val="af"/>
@@ -2929,14 +3537,24 @@
         </w:rPr>
         <w:t>リポジトリ：</w:t>
       </w:r>
-      <w:hyperlink r:id="rId16" w:history="1">
-        <w:r>
-          <w:rPr>
-            <w:rStyle w:val="af"/>
-          </w:rPr>
-          <w:t>https://github.com/Ukun115/TeachingMaterials.git</w:t>
-        </w:r>
-      </w:hyperlink>
+      <w:r>
+        <w:fldChar w:fldCharType="begin"/>
+      </w:r>
+      <w:r>
+        <w:instrText>HYPERLINK "https://github.com/Ukun115/TeachingMaterials.git"</w:instrText>
+      </w:r>
+      <w:r>
+        <w:fldChar w:fldCharType="separate"/>
+      </w:r>
+      <w:r>
+        <w:rPr>
+          <w:rStyle w:val="af"/>
+        </w:rPr>
+        <w:t>https://github.com/Ukun115/TeachingMaterials.git</w:t>
+      </w:r>
+      <w:r>
+        <w:fldChar w:fldCharType="end"/>
+      </w:r>
     </w:p>
     <w:p>
       <w:r>
@@ -2945,8 +3563,13 @@
         </w:rPr>
         <w:t>サンプルプロジェクト場所：リポジトリの</w:t>
       </w:r>
-      <w:r>
-        <w:t>UnitySample/</w:t>
+      <w:proofErr w:type="spellStart"/>
+      <w:r>
+        <w:t>UnitySample</w:t>
+      </w:r>
+      <w:proofErr w:type="spellEnd"/>
+      <w:r>
+        <w:t>/</w:t>
       </w:r>
       <w:r>
         <w:t>MVPAndR3</w:t>
@@ -3048,10 +3671,10 @@
       </w:pPr>
     </w:p>
     <w:sectPr>
-      <w:footerReference w:type="even" r:id="rId17"/>
-      <w:footerReference w:type="default" r:id="rId18"/>
-      <w:headerReference w:type="first" r:id="rId19"/>
-      <w:footerReference w:type="first" r:id="rId20"/>
+      <w:footerReference w:type="even" r:id="rId18"/>
+      <w:footerReference w:type="default" r:id="rId19"/>
+      <w:headerReference w:type="first" r:id="rId20"/>
+      <w:footerReference w:type="first" r:id="rId21"/>
       <w:pgSz w:w="11906" w:h="16838"/>
       <w:pgMar w:top="1985" w:right="1701" w:bottom="1701" w:left="1701" w:header="851" w:footer="992" w:gutter="0"/>
       <w:cols w:space="425"/>
@@ -3282,6 +3905,95 @@
 <file path=word/numbering.xml><?xml version="1.0" encoding="utf-8"?>
 <w:numbering xmlns:wpc="http://schemas.microsoft.com/office/word/2010/wordprocessingCanvas" xmlns:cx="http://schemas.microsoft.com/office/drawing/2014/chartex" xmlns:cx1="http://schemas.microsoft.com/office/drawing/2015/9/8/chartex" xmlns:cx2="http://schemas.microsoft.com/office/drawing/2015/10/21/chartex" xmlns:cx3="http://schemas.microsoft.com/office/drawing/2016/5/9/chartex" xmlns:cx4="http://schemas.microsoft.com/office/drawing/2016/5/10/chartex" xmlns:cx5="http://schemas.microsoft.com/office/drawing/2016/5/11/chartex" xmlns:cx6="http://schemas.microsoft.com/office/drawing/2016/5/12/chartex" xmlns:cx7="http://schemas.microsoft.com/office/drawing/2016/5/13/chartex" xmlns:cx8="http://schemas.microsoft.com/office/drawing/2016/5/14/chartex" xmlns:mc="http://schemas.openxmlformats.org/markup-compatibility/2006" xmlns:aink="http://schemas.microsoft.com/office/drawing/2016/ink" xmlns:am3d="http://schemas.microsoft.com/office/drawing/2017/model3d" xmlns:o="urn:schemas-microsoft-com:office:office" xmlns:oel="http://schemas.microsoft.com/office/2019/extlst" xmlns:r="http://schemas.openxmlformats.org/officeDocument/2006/relationships" xmlns:m="http://schemas.openxmlformats.org/officeDocument/2006/math" xmlns:v="urn:schemas-microsoft-com:vml" xmlns:wp14="http://schemas.microsoft.com/office/word/2010/wordprocessingDrawing" xmlns:wp="http://schemas.openxmlformats.org/drawingml/2006/wordprocessingDrawing" xmlns:w10="urn:schemas-microsoft-com:office:word" xmlns:w="http://schemas.openxmlformats.org/wordprocessingml/2006/main" xmlns:w14="http://schemas.microsoft.com/office/word/2010/wordml" xmlns:w15="http://schemas.microsoft.com/office/word/2012/wordml" xmlns:w16cex="http://schemas.microsoft.com/office/word/2018/wordml/cex" xmlns:w16cid="http://schemas.microsoft.com/office/word/2016/wordml/cid" xmlns:w16="http://schemas.microsoft.com/office/word/2018/wordml" xmlns:w16du="http://schemas.microsoft.com/office/word/2023/wordml/word16du" xmlns:w16sdtdh="http://schemas.microsoft.com/office/word/2020/wordml/sdtdatahash" xmlns:w16sdtfl="http://schemas.microsoft.com/office/word/2024/wordml/sdtformatlock" xmlns:w16se="http://schemas.microsoft.com/office/word/2015/wordml/symex" xmlns:wpg="http://schemas.microsoft.com/office/word/2010/wordprocessingGroup" xmlns:wpi="http://schemas.microsoft.com/office/word/2010/wordprocessingInk" xmlns:wne="http://schemas.microsoft.com/office/word/2006/wordml" xmlns:wps="http://schemas.microsoft.com/office/word/2010/wordprocessingShape" mc:Ignorable="w14 w15 w16se w16cid w16 w16cex w16sdtdh w16sdtfl w16du wp14">
   <w:abstractNum w:abstractNumId="0" w15:restartNumberingAfterBreak="0">
+    <w:nsid w:val="2A356F4E"/>
+    <w:multiLevelType w:val="hybridMultilevel"/>
+    <w:tmpl w:val="23283E68"/>
+    <w:lvl w:ilvl="0" w:tplc="1BD4F8AA">
+      <w:start w:val="1"/>
+      <w:numFmt w:val="decimal"/>
+      <w:lvlText w:val="%1."/>
+      <w:lvlJc w:val="left"/>
+      <w:pPr>
+        <w:ind w:left="360" w:hanging="360"/>
+      </w:pPr>
+      <w:rPr>
+        <w:rFonts w:hint="default"/>
+      </w:rPr>
+    </w:lvl>
+    <w:lvl w:ilvl="1" w:tplc="04090017" w:tentative="1">
+      <w:start w:val="1"/>
+      <w:numFmt w:val="aiueoFullWidth"/>
+      <w:lvlText w:val="(%2)"/>
+      <w:lvlJc w:val="left"/>
+      <w:pPr>
+        <w:ind w:left="880" w:hanging="440"/>
+      </w:pPr>
+    </w:lvl>
+    <w:lvl w:ilvl="2" w:tplc="04090011" w:tentative="1">
+      <w:start w:val="1"/>
+      <w:numFmt w:val="decimalEnclosedCircle"/>
+      <w:lvlText w:val="%3"/>
+      <w:lvlJc w:val="left"/>
+      <w:pPr>
+        <w:ind w:left="1320" w:hanging="440"/>
+      </w:pPr>
+    </w:lvl>
+    <w:lvl w:ilvl="3" w:tplc="0409000F" w:tentative="1">
+      <w:start w:val="1"/>
+      <w:numFmt w:val="decimal"/>
+      <w:lvlText w:val="%4."/>
+      <w:lvlJc w:val="left"/>
+      <w:pPr>
+        <w:ind w:left="1760" w:hanging="440"/>
+      </w:pPr>
+    </w:lvl>
+    <w:lvl w:ilvl="4" w:tplc="04090017" w:tentative="1">
+      <w:start w:val="1"/>
+      <w:numFmt w:val="aiueoFullWidth"/>
+      <w:lvlText w:val="(%5)"/>
+      <w:lvlJc w:val="left"/>
+      <w:pPr>
+        <w:ind w:left="2200" w:hanging="440"/>
+      </w:pPr>
+    </w:lvl>
+    <w:lvl w:ilvl="5" w:tplc="04090011" w:tentative="1">
+      <w:start w:val="1"/>
+      <w:numFmt w:val="decimalEnclosedCircle"/>
+      <w:lvlText w:val="%6"/>
+      <w:lvlJc w:val="left"/>
+      <w:pPr>
+        <w:ind w:left="2640" w:hanging="440"/>
+      </w:pPr>
+    </w:lvl>
+    <w:lvl w:ilvl="6" w:tplc="0409000F" w:tentative="1">
+      <w:start w:val="1"/>
+      <w:numFmt w:val="decimal"/>
+      <w:lvlText w:val="%7."/>
+      <w:lvlJc w:val="left"/>
+      <w:pPr>
+        <w:ind w:left="3080" w:hanging="440"/>
+      </w:pPr>
+    </w:lvl>
+    <w:lvl w:ilvl="7" w:tplc="04090017" w:tentative="1">
+      <w:start w:val="1"/>
+      <w:numFmt w:val="aiueoFullWidth"/>
+      <w:lvlText w:val="(%8)"/>
+      <w:lvlJc w:val="left"/>
+      <w:pPr>
+        <w:ind w:left="3520" w:hanging="440"/>
+      </w:pPr>
+    </w:lvl>
+    <w:lvl w:ilvl="8" w:tplc="04090011" w:tentative="1">
+      <w:start w:val="1"/>
+      <w:numFmt w:val="decimalEnclosedCircle"/>
+      <w:lvlText w:val="%9"/>
+      <w:lvlJc w:val="left"/>
+      <w:pPr>
+        <w:ind w:left="3960" w:hanging="440"/>
+      </w:pPr>
+    </w:lvl>
+  </w:abstractNum>
+  <w:abstractNum w:abstractNumId="1" w15:restartNumberingAfterBreak="0">
     <w:nsid w:val="2BD8398D"/>
     <w:multiLevelType w:val="hybridMultilevel"/>
     <w:tmpl w:val="FACC05CA"/>
@@ -3394,7 +4106,7 @@
       </w:rPr>
     </w:lvl>
   </w:abstractNum>
-  <w:abstractNum w:abstractNumId="1" w15:restartNumberingAfterBreak="0">
+  <w:abstractNum w:abstractNumId="2" w15:restartNumberingAfterBreak="0">
     <w:nsid w:val="3DAA5935"/>
     <w:multiLevelType w:val="hybridMultilevel"/>
     <w:tmpl w:val="F7A89692"/>
@@ -3483,11 +4195,11 @@
       </w:pPr>
     </w:lvl>
   </w:abstractNum>
-  <w:abstractNum w:abstractNumId="2" w15:restartNumberingAfterBreak="0">
-    <w:nsid w:val="47111A3F"/>
+  <w:abstractNum w:abstractNumId="3" w15:restartNumberingAfterBreak="0">
+    <w:nsid w:val="405D5F0E"/>
     <w:multiLevelType w:val="hybridMultilevel"/>
-    <w:tmpl w:val="174E5928"/>
-    <w:lvl w:ilvl="0" w:tplc="E6200A3C">
+    <w:tmpl w:val="8BFE0744"/>
+    <w:lvl w:ilvl="0" w:tplc="753291F2">
       <w:start w:val="1"/>
       <w:numFmt w:val="decimal"/>
       <w:lvlText w:val="%1."/>
@@ -3572,14 +4284,109 @@
       </w:pPr>
     </w:lvl>
   </w:abstractNum>
+  <w:abstractNum w:abstractNumId="4" w15:restartNumberingAfterBreak="0">
+    <w:nsid w:val="47111A3F"/>
+    <w:multiLevelType w:val="hybridMultilevel"/>
+    <w:tmpl w:val="174E5928"/>
+    <w:lvl w:ilvl="0" w:tplc="E6200A3C">
+      <w:start w:val="1"/>
+      <w:numFmt w:val="decimal"/>
+      <w:lvlText w:val="%1."/>
+      <w:lvlJc w:val="left"/>
+      <w:pPr>
+        <w:ind w:left="360" w:hanging="360"/>
+      </w:pPr>
+      <w:rPr>
+        <w:rFonts w:hint="default"/>
+      </w:rPr>
+    </w:lvl>
+    <w:lvl w:ilvl="1" w:tplc="04090017" w:tentative="1">
+      <w:start w:val="1"/>
+      <w:numFmt w:val="aiueoFullWidth"/>
+      <w:lvlText w:val="(%2)"/>
+      <w:lvlJc w:val="left"/>
+      <w:pPr>
+        <w:ind w:left="880" w:hanging="440"/>
+      </w:pPr>
+    </w:lvl>
+    <w:lvl w:ilvl="2" w:tplc="04090011" w:tentative="1">
+      <w:start w:val="1"/>
+      <w:numFmt w:val="decimalEnclosedCircle"/>
+      <w:lvlText w:val="%3"/>
+      <w:lvlJc w:val="left"/>
+      <w:pPr>
+        <w:ind w:left="1320" w:hanging="440"/>
+      </w:pPr>
+    </w:lvl>
+    <w:lvl w:ilvl="3" w:tplc="0409000F" w:tentative="1">
+      <w:start w:val="1"/>
+      <w:numFmt w:val="decimal"/>
+      <w:lvlText w:val="%4."/>
+      <w:lvlJc w:val="left"/>
+      <w:pPr>
+        <w:ind w:left="1760" w:hanging="440"/>
+      </w:pPr>
+    </w:lvl>
+    <w:lvl w:ilvl="4" w:tplc="04090017" w:tentative="1">
+      <w:start w:val="1"/>
+      <w:numFmt w:val="aiueoFullWidth"/>
+      <w:lvlText w:val="(%5)"/>
+      <w:lvlJc w:val="left"/>
+      <w:pPr>
+        <w:ind w:left="2200" w:hanging="440"/>
+      </w:pPr>
+    </w:lvl>
+    <w:lvl w:ilvl="5" w:tplc="04090011" w:tentative="1">
+      <w:start w:val="1"/>
+      <w:numFmt w:val="decimalEnclosedCircle"/>
+      <w:lvlText w:val="%6"/>
+      <w:lvlJc w:val="left"/>
+      <w:pPr>
+        <w:ind w:left="2640" w:hanging="440"/>
+      </w:pPr>
+    </w:lvl>
+    <w:lvl w:ilvl="6" w:tplc="0409000F" w:tentative="1">
+      <w:start w:val="1"/>
+      <w:numFmt w:val="decimal"/>
+      <w:lvlText w:val="%7."/>
+      <w:lvlJc w:val="left"/>
+      <w:pPr>
+        <w:ind w:left="3080" w:hanging="440"/>
+      </w:pPr>
+    </w:lvl>
+    <w:lvl w:ilvl="7" w:tplc="04090017" w:tentative="1">
+      <w:start w:val="1"/>
+      <w:numFmt w:val="aiueoFullWidth"/>
+      <w:lvlText w:val="(%8)"/>
+      <w:lvlJc w:val="left"/>
+      <w:pPr>
+        <w:ind w:left="3520" w:hanging="440"/>
+      </w:pPr>
+    </w:lvl>
+    <w:lvl w:ilvl="8" w:tplc="04090011" w:tentative="1">
+      <w:start w:val="1"/>
+      <w:numFmt w:val="decimalEnclosedCircle"/>
+      <w:lvlText w:val="%9"/>
+      <w:lvlJc w:val="left"/>
+      <w:pPr>
+        <w:ind w:left="3960" w:hanging="440"/>
+      </w:pPr>
+    </w:lvl>
+  </w:abstractNum>
   <w:num w:numId="1" w16cid:durableId="1202475807">
+    <w:abstractNumId w:val="2"/>
+  </w:num>
+  <w:num w:numId="2" w16cid:durableId="623002466">
     <w:abstractNumId w:val="1"/>
   </w:num>
-  <w:num w:numId="2" w16cid:durableId="623002466">
+  <w:num w:numId="3" w16cid:durableId="272321930">
+    <w:abstractNumId w:val="4"/>
+  </w:num>
+  <w:num w:numId="4" w16cid:durableId="1326860457">
+    <w:abstractNumId w:val="3"/>
+  </w:num>
+  <w:num w:numId="5" w16cid:durableId="1271471282">
     <w:abstractNumId w:val="0"/>
-  </w:num>
-  <w:num w:numId="3" w16cid:durableId="272321930">
-    <w:abstractNumId w:val="2"/>
   </w:num>
 </w:numbering>
 </file>
@@ -4622,19 +5429,19 @@
 
 <file path=word/glossary/fontTable.xml><?xml version="1.0" encoding="utf-8"?>
 <w:fonts xmlns:mc="http://schemas.openxmlformats.org/markup-compatibility/2006" xmlns:r="http://schemas.openxmlformats.org/officeDocument/2006/relationships" xmlns:w="http://schemas.openxmlformats.org/wordprocessingml/2006/main" xmlns:w14="http://schemas.microsoft.com/office/word/2010/wordml" xmlns:w15="http://schemas.microsoft.com/office/word/2012/wordml" xmlns:w16cex="http://schemas.microsoft.com/office/word/2018/wordml/cex" xmlns:w16cid="http://schemas.microsoft.com/office/word/2016/wordml/cid" xmlns:w16="http://schemas.microsoft.com/office/word/2018/wordml" xmlns:w16du="http://schemas.microsoft.com/office/word/2023/wordml/word16du" xmlns:w16sdtdh="http://schemas.microsoft.com/office/word/2020/wordml/sdtdatahash" xmlns:w16sdtfl="http://schemas.microsoft.com/office/word/2024/wordml/sdtformatlock" xmlns:w16se="http://schemas.microsoft.com/office/word/2015/wordml/symex" mc:Ignorable="w14 w15 w16se w16cid w16 w16cex w16sdtdh w16sdtfl w16du">
+  <w:font w:name="Times New Roman">
+    <w:panose1 w:val="02020603050405020304"/>
+    <w:charset w:val="00"/>
+    <w:family w:val="roman"/>
+    <w:pitch w:val="variable"/>
+    <w:sig w:usb0="E0002EFF" w:usb1="C000785B" w:usb2="00000009" w:usb3="00000000" w:csb0="000001FF" w:csb1="00000000"/>
+  </w:font>
   <w:font w:name="游明朝">
     <w:panose1 w:val="02020400000000000000"/>
     <w:charset w:val="80"/>
     <w:family w:val="roman"/>
     <w:pitch w:val="variable"/>
     <w:sig w:usb0="800002E7" w:usb1="2AC7FCFF" w:usb2="00000012" w:usb3="00000000" w:csb0="0002009F" w:csb1="00000000"/>
-  </w:font>
-  <w:font w:name="Times New Roman">
-    <w:panose1 w:val="02020603050405020304"/>
-    <w:charset w:val="00"/>
-    <w:family w:val="roman"/>
-    <w:pitch w:val="variable"/>
-    <w:sig w:usb0="E0002EFF" w:usb1="C000785B" w:usb2="00000009" w:usb3="00000000" w:csb0="000001FF" w:csb1="00000000"/>
   </w:font>
   <w:font w:name="Wingdings">
     <w:panose1 w:val="05000000000000000000"/>
@@ -4687,6 +5494,8 @@
   <w:rsids>
     <w:rsidRoot w:val="00BA01C3"/>
     <w:rsid w:val="000D313F"/>
+    <w:rsid w:val="001858F7"/>
+    <w:rsid w:val="001F248C"/>
     <w:rsid w:val="00253931"/>
     <w:rsid w:val="002C3026"/>
     <w:rsid w:val="00357751"/>
